--- a/Science Books/QED Course/Lesson 78 Precision Tests of QED.docx
+++ b/Science Books/QED Course/Lesson 78 Precision Tests of QED.docx
@@ -58,7 +58,7 @@
     </w:p>
     <w:p>
       <w:pPr>
-        <w:pStyle w:val="Heading1"/>
+        <w:pStyle w:val="Heading2"/>
       </w:pPr>
       <w:r>
         <w:t>How to use this lesson</w:t>
@@ -66,12 +66,12 @@
     </w:p>
     <w:p>
       <w:r>
-        <w:t>This course now has three quantitative QED claims that meet experiment: a=α/(2π) at one loop (Lesson 75), a Lamb interval of order 10³ MHz (Lesson 76), and a few-percent running of α up to the Z (Lesson 68). This lesson states how they are compared, what 'one part in a billion' from Lesson 15 actually refers to (higher-order g−2, not this volume's one-loop formulae), and why a disagreement is a discovery rather than a reason to abandon renormalization. Expect four to six hours. Lesson 43's α/(2π) already matches the electron anomaly to about 0.15%. The remaining digits require two-loop and three-loop QED, a small hadronic vacuum-polarization piece, and a still smaller weak piece; they are not computed in this volume. The Lamb shift is a qualitatively new interval the Dirac equation does not have, measured in radiofrequency spectroscopy. The running of α is tested by comparing low-energy α to the coupling extracted at LEP and elsewhere near M_Z. Lesson 15's 'one part in a billion' describes the modern electron g−2 comparison after those higher orders, not the one-loop formula alone. If, after all known Standard Model pieces, a discrepancy remained (as is currently discussed for the muon, not settled in this course), that would be extra amplitudes, not a reason to doubt that m₀ can absorb an ultraviolet log.</w:t>
+        <w:t>Three quantitative claims now sit on the page: a=α/(2π) at one loop (Lesson 75), a Lamb interval of order 10³ MHz (Lessons 76–77), and a few-percent running of α up to the Z (Lesson 68). This lesson places those claims next to the measurements, states what Lesson 15's “one part in a billion” actually referred to, and says what a genuine discrepancy would mean. Expect four to six hours.</w:t>
       </w:r>
     </w:p>
     <w:p>
       <w:pPr>
-        <w:pStyle w:val="Heading2"/>
+        <w:pStyle w:val="Heading3"/>
       </w:pPr>
       <w:r>
         <w:t>Learning objectives</w:t>
@@ -82,7 +82,7 @@
         <w:pStyle w:val="ListBullet"/>
       </w:pPr>
       <w:r>
-        <w:t>Quote a_e(theory, one loop)=α/(2π)≈0.0011614 versus a_e(exp)≈0.00115965, and name higher loops as the difference.</w:t>
+        <w:t>Quote a_e(one loop)=α/(2π)≈0.00116141 versus a_e(exp)=0.00115965218073(28), and name higher loops as the difference.</w:t>
       </w:r>
     </w:p>
     <w:p>
@@ -90,7 +90,7 @@
         <w:pStyle w:val="ListBullet"/>
       </w:pPr>
       <w:r>
-        <w:t>Quote the Lamb interval ~1057.8 MHz as a measured QED effect absent from the Dirac spectrum.</w:t>
+        <w:t>Quote the Lamb interval 1057.845(9) MHz as a measured QED effect absent from the Dirac spectrum.</w:t>
       </w:r>
     </w:p>
     <w:p>
@@ -98,7 +98,7 @@
         <w:pStyle w:val="ListBullet"/>
       </w:pPr>
       <w:r>
-        <w:t>Quote α⁻¹(0)≈137.036 versus α⁻¹(M_Z)≈128–129 once all fermions are included, of which this course computed only the electron log's order of magnitude.</w:t>
+        <w:t>Quote α⁻¹(0)≈137.036 versus α⁻¹(M_Z)≈127.95 once all charged fermions are included, of which this course computed only the electron logarithm's order of magnitude.</w:t>
       </w:r>
     </w:p>
     <w:p>
@@ -106,12 +106,12 @@
         <w:pStyle w:val="ListBullet"/>
       </w:pPr>
       <w:r>
-        <w:t>State that a genuine discrepancy remaining after higher orders and hadronic vacuum polarization would be new physics, not a failure of Lesson 67's logic.</w:t>
+        <w:t>State that a discrepancy remaining after higher orders and hadronic vacuum polarization would be extra amplitudes, not a failure of Lesson 67's mass renormalization.</w:t>
       </w:r>
     </w:p>
     <w:p>
       <w:pPr>
-        <w:pStyle w:val="Heading2"/>
+        <w:pStyle w:val="Heading3"/>
       </w:pPr>
       <w:r>
         <w:t>Notation and conventions</w:t>
@@ -207,7 +207,7 @@
           </w:tcPr>
           <w:p>
             <w:r>
-              <w:t>a_e one loop vs experiment</w:t>
+              <w:t>Electron anomaly (g_e−2)/2</w:t>
             </w:r>
           </w:p>
         </w:tc>
@@ -227,7 +227,7 @@
           </w:tcPr>
           <w:p>
             <w:r>
-              <w:t>Lamb</w:t>
+              <w:t>Δν_Lamb</w:t>
             </w:r>
           </w:p>
         </w:tc>
@@ -245,7 +245,7 @@
           </w:tcPr>
           <w:p>
             <w:r>
-              <w:t>Lamb 1057.8 MHz</w:t>
+              <w:t>Hydrogen 2s_{1/2}−2p_{1/2} frequency</w:t>
             </w:r>
           </w:p>
         </w:tc>
@@ -264,7 +264,7 @@
           </w:tcPr>
           <w:p>
             <w:r>
-              <w:t>α(0)</w:t>
+              <w:t>α(M_Z)</w:t>
             </w:r>
           </w:p>
         </w:tc>
@@ -281,7 +281,7 @@
           </w:tcPr>
           <w:p>
             <w:r>
-              <w:t>α(0) vs α(M_Z)</w:t>
+              <w:t>Effective coupling at the Z mass, ~91 GeV</w:t>
             </w:r>
           </w:p>
         </w:tc>
@@ -289,72 +289,345 @@
     </w:tbl>
     <w:p>
       <w:pPr>
-        <w:pStyle w:val="Heading1"/>
+        <w:pStyle w:val="Heading2"/>
       </w:pPr>
       <w:r>
-        <w:t>1 The physical point</w:t>
+        <w:t>1 Three numbers this volume actually derived</w:t>
+      </w:r>
+    </w:p>
+    <w:tbl>
+      <w:tblPr>
+        <w:tblW w:type="auto" w:w="0"/>
+        <w:jc w:val="center"/>
+        <w:tblLayout w:type="fixed"/>
+        <w:tblLook w:firstColumn="1" w:firstRow="1" w:lastColumn="0" w:lastRow="0" w:noHBand="0" w:noVBand="1" w:val="04A0"/>
+        <w:tblLayout w:type="fixed"/>
+        <w:tblLook w:firstColumn="1" w:firstRow="1" w:lastColumn="0" w:lastRow="0" w:noHBand="0" w:noVBand="1" w:val="04A0"/>
+      </w:tblPr>
+      <w:tblGrid>
+        <w:gridCol w:w="3264"/>
+        <w:gridCol w:w="3264"/>
+        <w:gridCol w:w="3264"/>
+      </w:tblGrid>
+      <w:tr>
+        <w:tc>
+          <w:tcPr>
+            <w:tcW w:type="dxa" w:w="3264"/>
+            <w:shd w:fill="1F4E78"/>
+            <w:vAlign w:val="center"/>
+            <w:tcMar>
+              <w:top w:w="100" w:type="dxa"/>
+              <w:start w:w="100" w:type="dxa"/>
+              <w:bottom w:w="100" w:type="dxa"/>
+              <w:end w:w="100" w:type="dxa"/>
+            </w:tcMar>
+          </w:tcPr>
+          <w:p>
+            <w:r>
+              <w:rPr>
+                <w:b/>
+                <w:color w:val="FFFFFF"/>
+              </w:rPr>
+              <w:t>Quantity</w:t>
+            </w:r>
+          </w:p>
+        </w:tc>
+        <w:tc>
+          <w:tcPr>
+            <w:tcW w:type="dxa" w:w="3264"/>
+            <w:shd w:fill="1F4E78"/>
+            <w:vAlign w:val="center"/>
+            <w:tcMar>
+              <w:top w:w="100" w:type="dxa"/>
+              <w:start w:w="100" w:type="dxa"/>
+              <w:bottom w:w="100" w:type="dxa"/>
+              <w:end w:w="100" w:type="dxa"/>
+            </w:tcMar>
+          </w:tcPr>
+          <w:p>
+            <w:r>
+              <w:rPr>
+                <w:b/>
+                <w:color w:val="FFFFFF"/>
+              </w:rPr>
+              <w:t>This volume</w:t>
+            </w:r>
+          </w:p>
+        </w:tc>
+        <w:tc>
+          <w:tcPr>
+            <w:tcW w:type="dxa" w:w="3264"/>
+            <w:shd w:fill="1F4E78"/>
+            <w:vAlign w:val="center"/>
+            <w:tcMar>
+              <w:top w:w="100" w:type="dxa"/>
+              <w:start w:w="100" w:type="dxa"/>
+              <w:bottom w:w="100" w:type="dxa"/>
+              <w:end w:w="100" w:type="dxa"/>
+            </w:tcMar>
+          </w:tcPr>
+          <w:p>
+            <w:r>
+              <w:rPr>
+                <w:b/>
+                <w:color w:val="FFFFFF"/>
+              </w:rPr>
+              <w:t>Measurement / full theory</w:t>
+            </w:r>
+          </w:p>
+        </w:tc>
+      </w:tr>
+      <w:tr>
+        <w:tc>
+          <w:tcPr>
+            <w:tcW w:type="dxa" w:w="3264"/>
+            <w:vAlign w:val="center"/>
+            <w:tcMar>
+              <w:top w:w="100" w:type="dxa"/>
+              <w:start w:w="100" w:type="dxa"/>
+              <w:bottom w:w="100" w:type="dxa"/>
+              <w:end w:w="100" w:type="dxa"/>
+            </w:tcMar>
+          </w:tcPr>
+          <w:p>
+            <w:r>
+              <w:t>a_e</w:t>
+            </w:r>
+          </w:p>
+        </w:tc>
+        <w:tc>
+          <w:tcPr>
+            <w:tcW w:type="dxa" w:w="3264"/>
+            <w:vAlign w:val="center"/>
+            <w:tcMar>
+              <w:top w:w="100" w:type="dxa"/>
+              <w:start w:w="100" w:type="dxa"/>
+              <w:bottom w:w="100" w:type="dxa"/>
+              <w:end w:w="100" w:type="dxa"/>
+            </w:tcMar>
+          </w:tcPr>
+          <w:p>
+            <w:r>
+              <w:t>α/(2π)=0.00116141</w:t>
+            </w:r>
+          </w:p>
+        </w:tc>
+        <w:tc>
+          <w:tcPr>
+            <w:tcW w:type="dxa" w:w="3264"/>
+            <w:vAlign w:val="center"/>
+            <w:tcMar>
+              <w:top w:w="100" w:type="dxa"/>
+              <w:start w:w="100" w:type="dxa"/>
+              <w:bottom w:w="100" w:type="dxa"/>
+              <w:end w:w="100" w:type="dxa"/>
+            </w:tcMar>
+          </w:tcPr>
+          <w:p>
+            <w:r>
+              <w:t>0.00115965218073(28) (CODATA)</w:t>
+            </w:r>
+          </w:p>
+        </w:tc>
+      </w:tr>
+      <w:tr>
+        <w:tc>
+          <w:tcPr>
+            <w:tcW w:type="dxa" w:w="3264"/>
+            <w:vAlign w:val="center"/>
+            <w:shd w:fill="EAF2F8"/>
+            <w:tcMar>
+              <w:top w:w="100" w:type="dxa"/>
+              <w:start w:w="100" w:type="dxa"/>
+              <w:bottom w:w="100" w:type="dxa"/>
+              <w:end w:w="100" w:type="dxa"/>
+            </w:tcMar>
+          </w:tcPr>
+          <w:p>
+            <w:r>
+              <w:t>Lamb 2s–2p</w:t>
+            </w:r>
+          </w:p>
+        </w:tc>
+        <w:tc>
+          <w:tcPr>
+            <w:tcW w:type="dxa" w:w="3264"/>
+            <w:vAlign w:val="center"/>
+            <w:shd w:fill="EAF2F8"/>
+            <w:tcMar>
+              <w:top w:w="100" w:type="dxa"/>
+              <w:start w:w="100" w:type="dxa"/>
+              <w:bottom w:w="100" w:type="dxa"/>
+              <w:end w:w="100" w:type="dxa"/>
+            </w:tcMar>
+          </w:tcPr>
+          <w:p>
+            <w:r>
+              <w:t>leading log ~10³ MHz, Uehling −27 MHz</w:t>
+            </w:r>
+          </w:p>
+        </w:tc>
+        <w:tc>
+          <w:tcPr>
+            <w:tcW w:type="dxa" w:w="3264"/>
+            <w:vAlign w:val="center"/>
+            <w:shd w:fill="EAF2F8"/>
+            <w:tcMar>
+              <w:top w:w="100" w:type="dxa"/>
+              <w:start w:w="100" w:type="dxa"/>
+              <w:bottom w:w="100" w:type="dxa"/>
+              <w:end w:w="100" w:type="dxa"/>
+            </w:tcMar>
+          </w:tcPr>
+          <w:p>
+            <w:r>
+              <w:t>1057.845(9) MHz</w:t>
+            </w:r>
+          </w:p>
+        </w:tc>
+      </w:tr>
+      <w:tr>
+        <w:tc>
+          <w:tcPr>
+            <w:tcW w:type="dxa" w:w="3264"/>
+            <w:vAlign w:val="center"/>
+            <w:tcMar>
+              <w:top w:w="100" w:type="dxa"/>
+              <w:start w:w="100" w:type="dxa"/>
+              <w:bottom w:w="100" w:type="dxa"/>
+              <w:end w:w="100" w:type="dxa"/>
+            </w:tcMar>
+          </w:tcPr>
+          <w:p>
+            <w:r>
+              <w:t>α⁻¹</w:t>
+            </w:r>
+          </w:p>
+        </w:tc>
+        <w:tc>
+          <w:tcPr>
+            <w:tcW w:type="dxa" w:w="3264"/>
+            <w:vAlign w:val="center"/>
+            <w:tcMar>
+              <w:top w:w="100" w:type="dxa"/>
+              <w:start w:w="100" w:type="dxa"/>
+              <w:bottom w:w="100" w:type="dxa"/>
+              <w:end w:w="100" w:type="dxa"/>
+            </w:tcMar>
+          </w:tcPr>
+          <w:p>
+            <w:r>
+              <w:t>137.036 at q²=0; electron log only at large q</w:t>
+            </w:r>
+          </w:p>
+        </w:tc>
+        <w:tc>
+          <w:tcPr>
+            <w:tcW w:type="dxa" w:w="3264"/>
+            <w:vAlign w:val="center"/>
+            <w:tcMar>
+              <w:top w:w="100" w:type="dxa"/>
+              <w:start w:w="100" w:type="dxa"/>
+              <w:bottom w:w="100" w:type="dxa"/>
+              <w:end w:w="100" w:type="dxa"/>
+            </w:tcMar>
+          </w:tcPr>
+          <w:p>
+            <w:r>
+              <w:t>α⁻¹(M_Z)≈127.95 (PDG)</w:t>
+            </w:r>
+          </w:p>
+        </w:tc>
+      </w:tr>
+    </w:tbl>
+    <w:p>
+      <w:r>
+        <w:t>The one-loop anomaly accounts for all but about 0.15% of a_e. The omitted 0.15% is (α/π)² and higher, plus a hadronic vacuum-polarization piece below 10⁻¹² and a still smaller weak piece. Lesson 15's “one part in a billion” is the comparison after those higher orders, not the comparison of α/(2π) with experiment. Quoting a billionth from this volume's one-loop formula would be a false advertisement.</w:t>
       </w:r>
     </w:p>
     <w:p>
       <w:r>
-        <w:t>This course now has three quantitative QED claims that meet experiment: a=α/(2π) at one loop (Lesson 75), a Lamb interval of order 10³ MHz (Lesson 76), and a few-percent running of α up to the Z (Lesson 68). This lesson states how they are compared, what 'one part in a billion' from Lesson 15 actually refers to (higher-order g−2, not this volume's one-loop formulae), and why a disagreement is a discovery rather than a reason to abandon renormalization. Expect four to six hours. Lesson 43's α/(2π) already matches the electron anomaly to about 0.15%. The remaining digits require two-loop and three-loop QED, a small hadronic vacuum-polarization piece, and a still smaller weak piece; they are not computed in this volume. The Lamb shift is a qualitatively new interval the Dirac equation does not have, measured in radiofrequency spectroscopy. The running of α is tested by comparing low-energy α to the coupling extracted at LEP and elsewhere near M_Z. Lesson 15's 'one part in a billion' describes the modern electron g−2 comparison after those higher orders, not the one-loop formula alone. If, after all known Standard Model pieces, a discrepancy remained (as is currently discussed for the muon, not settled in this course), that would be extra amplitudes, not a reason to doubt that m₀ can absorb an ultraviolet log.</w:t>
-      </w:r>
-    </w:p>
-    <w:p>
-      <w:pPr>
-        <w:pStyle w:val="Heading3"/>
-      </w:pPr>
-      <w:r>
+        <w:rPr>
+          <w:b/>
+          <w:i/>
+        </w:rPr>
         <w:t>Worked example 1</w:t>
       </w:r>
     </w:p>
     <w:p>
       <w:r>
-        <w:t>State the central relation of this lesson in one sentence and name the earlier lesson it uses. Lesson 43's α/(2π) already matches the electron anomaly to about 0.</w:t>
+        <w:t>Compute the relative error of the one-loop anomaly. (0.00116141−0.00115965)/0.00115965≈0.00152, one and a half parts per thousand of a, matching the expected size of the two-loop term, which is of order α/π times the one-loop term.</w:t>
       </w:r>
     </w:p>
     <w:p>
       <w:pPr>
-        <w:pStyle w:val="Heading1"/>
+        <w:pStyle w:val="Heading2"/>
       </w:pPr>
       <w:r>
-        <w:t>2 Development</w:t>
+        <w:t>2 The Lamb interval as a qualitative test</w:t>
       </w:r>
     </w:p>
     <w:p>
       <w:r>
-        <w:t>Start from the objects already in hand. Separate a definition from a derived consequence. Evaluate a limit (low energy, on-shell, or μ→μ₀) as a check. Then name what is still incomplete.</w:t>
+        <w:t>Dirac hydrogen has no 2s–2p interval. Measuring 1057.8 MHz is therefore not a more precise value of a number the tree theory already had; it is the existence of an effect the tree theory forbids. Lessons 76–77 derived the two leading mechanisms and their signs. They did not produce 1057.845 from a complete numerical evaluation, and this lesson will not pretend they did.</w:t>
       </w:r>
     </w:p>
     <w:p>
       <w:pPr>
-        <w:pStyle w:val="Heading3"/>
+        <w:pStyle w:val="Heading2"/>
       </w:pPr>
       <w:r>
+        <w:t>3 Running, with an honest coefficient</w:t>
+      </w:r>
+    </w:p>
+    <w:p>
+      <w:r>
+        <w:t>Lesson 68's formula α(q²)=α/[1−(α/3π)log(|q²|/m²)] includes one charged fermion, the electron. From q=m_e to q=M_Z the electron logarithm is (α/3π)log(M_Z²/m_e²)≈0.006, a 0.6% shift of α, or about one unit in α⁻¹. The measured shift, 137.036→127.95, is ten units. The extra nine come from muons, taus, and quarks, each adding to Π with a coefficient 1/3 per charged lepton and 3Q²/3 per quark colour. This course computed the mechanism and the electron term. It did not compute α(M_Z).</w:t>
+      </w:r>
+    </w:p>
+    <w:p>
+      <w:r>
+        <w:rPr>
+          <w:b/>
+          <w:i/>
+        </w:rPr>
         <w:t>Worked example 2</w:t>
       </w:r>
     </w:p>
     <w:p>
       <w:r>
-        <w:t>Identify which step is a definition, which is a physical assumption, and which is algebra, using this lesson's core relation.</w:t>
+        <w:t>Why does a quark with charge 2/3 contribute 4/9 times as much as a lepton of charge 1, times N_c=3? Vacuum polarization is proportional to Q², and three colours multiply that by 3, so 3×(4/9)=4/3 of a lepton. Up-type quarks therefore out-weight electrons in the running, which is why the electron-only logarithm underestimates the shift to M_Z.</w:t>
       </w:r>
     </w:p>
     <w:p>
       <w:pPr>
-        <w:pStyle w:val="Heading1"/>
+        <w:pStyle w:val="Heading2"/>
       </w:pPr>
       <w:r>
-        <w:t>3 What is not being claimed</w:t>
+        <w:t>4 What a discrepancy would mean</w:t>
       </w:r>
     </w:p>
     <w:p>
       <w:r>
-        <w:t>This lesson does not replace a numerical computer algebra evaluation of every integral it names. It does state a checkable relation, a limit, and the connection to a previous derivation in this course.</w:t>
+        <w:t>Lesson 67 absorbed an ultraviolet log into m₀. That logic does not become false if a_μ, after every Standard-Model diagram, disagreed with storage-ring data. Such a disagreement, if it survived, would be additional amplitudes: extra particles in the muon loop, extra operators, an incomplete hadronic evaluation. It would not license discarding mass renormalization, any more than a wrong tree-level Compton formula would license discarding Maxwell's equations. The muon anomaly is not settled in this volume and is not used as a premise.</w:t>
       </w:r>
     </w:p>
     <w:p>
       <w:pPr>
-        <w:pStyle w:val="Heading1"/>
+        <w:pStyle w:val="Heading2"/>
+      </w:pPr>
+      <w:r>
+        <w:t>5 Citations for the numbers</w:t>
+      </w:r>
+    </w:p>
+    <w:p>
+      <w:r>
+        <w:t>Schwinger, Phys. Rev. 73, 416 (1948), a=α/(2π). Lamb and Retherford, Phys. Rev. 72, 241 (1947), the microwave interval. Bethe, Phys. Rev. 72, 339 (1947), the leading log. CODATA and the Particle Data Group for the modern constants. Those papers and reviews are listed again in the bibliography at the end of the book.</w:t>
+      </w:r>
+    </w:p>
+    <w:p>
+      <w:pPr>
+        <w:pStyle w:val="Heading2"/>
       </w:pPr>
       <w:r>
         <w:t>Connections to QED</w:t>
@@ -433,7 +706,7 @@
           </w:tcPr>
           <w:p>
             <w:r>
-              <w:t>a_e one loop vs experiment</w:t>
+              <w:t>One-loop a_e vs CODATA</w:t>
             </w:r>
           </w:p>
         </w:tc>
@@ -450,7 +723,7 @@
           </w:tcPr>
           <w:p>
             <w:r>
-              <w:t>Used in later precision or formal chapters</w:t>
+              <w:t>Scope of Lesson 75</w:t>
             </w:r>
           </w:p>
         </w:tc>
@@ -488,7 +761,43 @@
           </w:tcPr>
           <w:p>
             <w:r>
-              <w:t>Organizes the present calculation</w:t>
+              <w:t>Scope of Lessons 76–77</w:t>
+            </w:r>
+          </w:p>
+        </w:tc>
+      </w:tr>
+      <w:tr>
+        <w:tc>
+          <w:tcPr>
+            <w:tcW w:type="dxa" w:w="3264"/>
+            <w:vAlign w:val="center"/>
+            <w:tcMar>
+              <w:top w:w="100" w:type="dxa"/>
+              <w:start w:w="100" w:type="dxa"/>
+              <w:bottom w:w="100" w:type="dxa"/>
+              <w:end w:w="100" w:type="dxa"/>
+            </w:tcMar>
+          </w:tcPr>
+          <w:p>
+            <w:r>
+              <w:t>Electron log vs α(M_Z)</w:t>
+            </w:r>
+          </w:p>
+        </w:tc>
+        <w:tc>
+          <w:tcPr>
+            <w:tcW w:type="dxa" w:w="6528"/>
+            <w:vAlign w:val="center"/>
+            <w:tcMar>
+              <w:top w:w="100" w:type="dxa"/>
+              <w:start w:w="100" w:type="dxa"/>
+              <w:bottom w:w="100" w:type="dxa"/>
+              <w:end w:w="100" w:type="dxa"/>
+            </w:tcMar>
+          </w:tcPr>
+          <w:p>
+            <w:r>
+              <w:t>Scope of Lesson 68</w:t>
             </w:r>
           </w:p>
         </w:tc>
@@ -496,7 +805,7 @@
     </w:tbl>
     <w:p>
       <w:pPr>
-        <w:pStyle w:val="Heading1"/>
+        <w:pStyle w:val="Heading2"/>
       </w:pPr>
       <w:r>
         <w:t>Summary</w:t>
@@ -511,7 +820,7 @@
         </w:numPr>
       </w:pPr>
       <w:r>
-        <w:t>This course now has three quantitative QED claims that meet experiment: a=α/(2π) at one loop (Lesson 75), a Lamb interval of order 10³ MHz (Lesson 76), and a few-percent running of α up to the Z (Lesson 68).</w:t>
+        <w:t>One-loop a_e matches experiment to 0.15%; the rest is higher orders this volume does not compute.</w:t>
       </w:r>
     </w:p>
     <w:p>
@@ -523,7 +832,7 @@
         </w:numPr>
       </w:pPr>
       <w:r>
-        <w:t>The core relation is stated and checked in a limit.</w:t>
+        <w:t>The Lamb interval is a qualitative QED effect; 1058 MHz is measured, 1040 MHz and −27 MHz are the pieces derived here.</w:t>
       </w:r>
     </w:p>
     <w:p>
@@ -535,12 +844,36 @@
         </w:numPr>
       </w:pPr>
       <w:r>
-        <w:t>Earlier lessons supply the ingredients; this lesson supplies the interpretation.</w:t>
+        <w:t>The electron running is a 0.6% effect to M_Z; the full shift is larger because other charged fermions contribute.</w:t>
       </w:r>
     </w:p>
     <w:p>
       <w:pPr>
-        <w:pStyle w:val="Heading1"/>
+        <w:pStyle w:val="ListNumber"/>
+        <w:numPr>
+          <w:ilvl w:val="0"/>
+          <w:numId w:val="10"/>
+        </w:numPr>
+      </w:pPr>
+      <w:r>
+        <w:t>“One part in a billion” is not a claim about α/(2π) alone.</w:t>
+      </w:r>
+    </w:p>
+    <w:p>
+      <w:pPr>
+        <w:pStyle w:val="ListNumber"/>
+        <w:numPr>
+          <w:ilvl w:val="0"/>
+          <w:numId w:val="10"/>
+        </w:numPr>
+      </w:pPr>
+      <w:r>
+        <w:t>A residual discrepancy would be new amplitudes, not a license to abandon renormalization.</w:t>
+      </w:r>
+    </w:p>
+    <w:p>
+      <w:pPr>
+        <w:pStyle w:val="Heading2"/>
       </w:pPr>
       <w:r>
         <w:t>Exercises</w:t>
@@ -636,7 +969,7 @@
           </w:tcPr>
           <w:p>
             <w:r>
-              <w:t>State the core relation without looking.</w:t>
+              <w:t>Compute α/(2π) from α=1/137.036.</w:t>
             </w:r>
           </w:p>
         </w:tc>
@@ -674,7 +1007,7 @@
           </w:tcPr>
           <w:p>
             <w:r>
-              <w:t>Name the earlier lesson that supplies the main ingredient.</w:t>
+              <w:t>What fraction of a_e(exp) is missing from the one-loop formula?</w:t>
             </w:r>
           </w:p>
         </w:tc>
@@ -710,7 +1043,7 @@
           </w:tcPr>
           <w:p>
             <w:r>
-              <w:t>Check a special case or limit of the relation.</w:t>
+              <w:t>Name the three ingredients of the missing fraction.</w:t>
             </w:r>
           </w:p>
         </w:tc>
@@ -748,7 +1081,7 @@
           </w:tcPr>
           <w:p>
             <w:r>
-              <w:t>Identify one convention that would change intermediate signs but not the observable.</w:t>
+              <w:t>Why is the Lamb interval a stronger qualitative test than a more precise Rydberg?</w:t>
             </w:r>
           </w:p>
         </w:tc>
@@ -784,7 +1117,7 @@
           </w:tcPr>
           <w:p>
             <w:r>
-              <w:t>Write the mass dimension of each new symbol.</w:t>
+              <w:t>Estimate the electron-only shift of α from m_e to M_Z≈91 GeV.</w:t>
             </w:r>
           </w:p>
         </w:tc>
@@ -822,7 +1155,7 @@
           </w:tcPr>
           <w:p>
             <w:r>
-              <w:t>Explain, in one sentence, what would go wrong if the main assumption were dropped.</w:t>
+              <w:t>Why is that estimate smaller than 137.036−127.95?</w:t>
             </w:r>
           </w:p>
         </w:tc>
@@ -858,7 +1191,7 @@
           </w:tcPr>
           <w:p>
             <w:r>
-              <w:t>Connect this result to a tree-level process in Part VIII.</w:t>
+              <w:t>What would a confirmed a_μ discrepancy mean for Lesson 67?</w:t>
             </w:r>
           </w:p>
         </w:tc>
@@ -896,7 +1229,7 @@
           </w:tcPr>
           <w:p>
             <w:r>
-              <w:t>Connect this result to a loop in Part IX.</w:t>
+              <w:t>Quote the experimental Lamb interval with its uncertainty.</w:t>
             </w:r>
           </w:p>
         </w:tc>
@@ -932,7 +1265,7 @@
           </w:tcPr>
           <w:p>
             <w:r>
-              <w:t>Is the result ultraviolet, infrared, or finite? Justify.</w:t>
+              <w:t>Where in this course is F2(0)=α/(2π) derived, not quoted?</w:t>
             </w:r>
           </w:p>
         </w:tc>
@@ -970,229 +1303,7 @@
           </w:tcPr>
           <w:p>
             <w:r>
-              <w:t>Quote a number, a sign, or a functional form from the lesson.</w:t>
-            </w:r>
-          </w:p>
-        </w:tc>
-      </w:tr>
-      <w:tr>
-        <w:tc>
-          <w:tcPr>
-            <w:tcW w:type="dxa" w:w="720"/>
-            <w:vAlign w:val="center"/>
-            <w:tcMar>
-              <w:top w:w="100" w:type="dxa"/>
-              <w:start w:w="100" w:type="dxa"/>
-              <w:bottom w:w="100" w:type="dxa"/>
-              <w:end w:w="100" w:type="dxa"/>
-            </w:tcMar>
-          </w:tcPr>
-          <w:p>
-            <w:r>
-              <w:t>11</w:t>
-            </w:r>
-          </w:p>
-        </w:tc>
-        <w:tc>
-          <w:tcPr>
-            <w:tcW w:type="dxa" w:w="9072"/>
-            <w:vAlign w:val="center"/>
-            <w:tcMar>
-              <w:top w:w="100" w:type="dxa"/>
-              <w:start w:w="100" w:type="dxa"/>
-              <w:bottom w:w="100" w:type="dxa"/>
-              <w:end w:w="100" w:type="dxa"/>
-            </w:tcMar>
-          </w:tcPr>
-          <w:p>
-            <w:r>
-              <w:t>What measurement would test this?</w:t>
-            </w:r>
-          </w:p>
-        </w:tc>
-      </w:tr>
-      <w:tr>
-        <w:tc>
-          <w:tcPr>
-            <w:tcW w:type="dxa" w:w="720"/>
-            <w:vAlign w:val="center"/>
-            <w:shd w:fill="EAF2F8"/>
-            <w:tcMar>
-              <w:top w:w="100" w:type="dxa"/>
-              <w:start w:w="100" w:type="dxa"/>
-              <w:bottom w:w="100" w:type="dxa"/>
-              <w:end w:w="100" w:type="dxa"/>
-            </w:tcMar>
-          </w:tcPr>
-          <w:p>
-            <w:r>
-              <w:t>12</w:t>
-            </w:r>
-          </w:p>
-        </w:tc>
-        <w:tc>
-          <w:tcPr>
-            <w:tcW w:type="dxa" w:w="9072"/>
-            <w:vAlign w:val="center"/>
-            <w:shd w:fill="EAF2F8"/>
-            <w:tcMar>
-              <w:top w:w="100" w:type="dxa"/>
-              <w:start w:w="100" w:type="dxa"/>
-              <w:bottom w:w="100" w:type="dxa"/>
-              <w:end w:w="100" w:type="dxa"/>
-            </w:tcMar>
-          </w:tcPr>
-          <w:p>
-            <w:r>
-              <w:t>What does this lesson explicitly not compute?</w:t>
-            </w:r>
-          </w:p>
-        </w:tc>
-      </w:tr>
-      <w:tr>
-        <w:tc>
-          <w:tcPr>
-            <w:tcW w:type="dxa" w:w="720"/>
-            <w:vAlign w:val="center"/>
-            <w:tcMar>
-              <w:top w:w="100" w:type="dxa"/>
-              <w:start w:w="100" w:type="dxa"/>
-              <w:bottom w:w="100" w:type="dxa"/>
-              <w:end w:w="100" w:type="dxa"/>
-            </w:tcMar>
-          </w:tcPr>
-          <w:p>
-            <w:r>
-              <w:t>13</w:t>
-            </w:r>
-          </w:p>
-        </w:tc>
-        <w:tc>
-          <w:tcPr>
-            <w:tcW w:type="dxa" w:w="9072"/>
-            <w:vAlign w:val="center"/>
-            <w:tcMar>
-              <w:top w:w="100" w:type="dxa"/>
-              <w:start w:w="100" w:type="dxa"/>
-              <w:bottom w:w="100" w:type="dxa"/>
-              <w:end w:w="100" w:type="dxa"/>
-            </w:tcMar>
-          </w:tcPr>
-          <w:p>
-            <w:r>
-              <w:t>Write a one-line Feynman-diagram description of the effect.</w:t>
-            </w:r>
-          </w:p>
-        </w:tc>
-      </w:tr>
-      <w:tr>
-        <w:tc>
-          <w:tcPr>
-            <w:tcW w:type="dxa" w:w="720"/>
-            <w:vAlign w:val="center"/>
-            <w:shd w:fill="EAF2F8"/>
-            <w:tcMar>
-              <w:top w:w="100" w:type="dxa"/>
-              <w:start w:w="100" w:type="dxa"/>
-              <w:bottom w:w="100" w:type="dxa"/>
-              <w:end w:w="100" w:type="dxa"/>
-            </w:tcMar>
-          </w:tcPr>
-          <w:p>
-            <w:r>
-              <w:t>14</w:t>
-            </w:r>
-          </w:p>
-        </w:tc>
-        <w:tc>
-          <w:tcPr>
-            <w:tcW w:type="dxa" w:w="9072"/>
-            <w:vAlign w:val="center"/>
-            <w:shd w:fill="EAF2F8"/>
-            <w:tcMar>
-              <w:top w:w="100" w:type="dxa"/>
-              <w:start w:w="100" w:type="dxa"/>
-              <w:bottom w:w="100" w:type="dxa"/>
-              <w:end w:w="100" w:type="dxa"/>
-            </w:tcMar>
-          </w:tcPr>
-          <w:p>
-            <w:r>
-              <w:t>Restate the result in the notation of Lesson 41's Lagrangian if possible.</w:t>
-            </w:r>
-          </w:p>
-        </w:tc>
-      </w:tr>
-      <w:tr>
-        <w:tc>
-          <w:tcPr>
-            <w:tcW w:type="dxa" w:w="720"/>
-            <w:vAlign w:val="center"/>
-            <w:tcMar>
-              <w:top w:w="100" w:type="dxa"/>
-              <w:start w:w="100" w:type="dxa"/>
-              <w:bottom w:w="100" w:type="dxa"/>
-              <w:end w:w="100" w:type="dxa"/>
-            </w:tcMar>
-          </w:tcPr>
-          <w:p>
-            <w:r>
-              <w:t>15</w:t>
-            </w:r>
-          </w:p>
-        </w:tc>
-        <w:tc>
-          <w:tcPr>
-            <w:tcW w:type="dxa" w:w="9072"/>
-            <w:vAlign w:val="center"/>
-            <w:tcMar>
-              <w:top w:w="100" w:type="dxa"/>
-              <w:start w:w="100" w:type="dxa"/>
-              <w:bottom w:w="100" w:type="dxa"/>
-              <w:end w:w="100" w:type="dxa"/>
-            </w:tcMar>
-          </w:tcPr>
-          <w:p>
-            <w:r>
-              <w:t>Give a wrong statement a reader might walk away with, and correct it.</w:t>
-            </w:r>
-          </w:p>
-        </w:tc>
-      </w:tr>
-      <w:tr>
-        <w:tc>
-          <w:tcPr>
-            <w:tcW w:type="dxa" w:w="720"/>
-            <w:vAlign w:val="center"/>
-            <w:shd w:fill="EAF2F8"/>
-            <w:tcMar>
-              <w:top w:w="100" w:type="dxa"/>
-              <w:start w:w="100" w:type="dxa"/>
-              <w:bottom w:w="100" w:type="dxa"/>
-              <w:end w:w="100" w:type="dxa"/>
-            </w:tcMar>
-          </w:tcPr>
-          <w:p>
-            <w:r>
-              <w:t>16</w:t>
-            </w:r>
-          </w:p>
-        </w:tc>
-        <w:tc>
-          <w:tcPr>
-            <w:tcW w:type="dxa" w:w="9072"/>
-            <w:vAlign w:val="center"/>
-            <w:shd w:fill="EAF2F8"/>
-            <w:tcMar>
-              <w:top w:w="100" w:type="dxa"/>
-              <w:start w:w="100" w:type="dxa"/>
-              <w:bottom w:w="100" w:type="dxa"/>
-              <w:end w:w="100" w:type="dxa"/>
-            </w:tcMar>
-          </w:tcPr>
-          <w:p>
-            <w:r>
-              <w:t>Challenge: sketch the next correction beyond this lesson's order.</w:t>
+              <w:t>Challenge: using Q_u=2/3, Q_d=−1/3, N_c=3, write the one-loop coefficient of the β-function relative to a single electron for one generation of quarks.</w:t>
             </w:r>
           </w:p>
         </w:tc>
@@ -1200,7 +1311,7 @@
     </w:tbl>
     <w:p>
       <w:pPr>
-        <w:pStyle w:val="Heading1"/>
+        <w:pStyle w:val="Heading2"/>
       </w:pPr>
       <w:r>
         <w:t>Solutions</w:t>
@@ -1217,7 +1328,7 @@
         <w:t xml:space="preserve"> </w:t>
       </w:r>
       <w:r>
-        <w:t>See the displayed relation in Section 1.</w:t>
+        <w:t>1/(2π×137.036)=0.00116141.</w:t>
       </w:r>
     </w:p>
     <w:p>
@@ -1231,7 +1342,7 @@
         <w:t xml:space="preserve"> </w:t>
       </w:r>
       <w:r>
-        <w:t>Named in the opening and in Worked example 1.</w:t>
+        <w:t>About 0.15% of a_e.</w:t>
       </w:r>
     </w:p>
     <w:p>
@@ -1245,7 +1356,7 @@
         <w:t xml:space="preserve"> </w:t>
       </w:r>
       <w:r>
-        <w:t>The low-energy, on-shell, or μ→μ₀ limit discussed in Section 2.</w:t>
+        <w:t>Two-loop and higher QED; hadronic vacuum polarization; a weak (Z,W) piece.</w:t>
       </w:r>
     </w:p>
     <w:p>
@@ -1259,7 +1370,7 @@
         <w:t xml:space="preserve"> </w:t>
       </w:r>
       <w:r>
-        <w:t>Metric signature, charge-sign convention, or ξ; observables unchanged.</w:t>
+        <w:t>The Dirac theory predicts zero for 2s−2p; a nonzero measurement is the existence of loops, not a refined digit of a tree-level formula.</w:t>
       </w:r>
     </w:p>
     <w:p>
@@ -1273,7 +1384,7 @@
         <w:t xml:space="preserve"> </w:t>
       </w:r>
       <w:r>
-        <w:t>Read off from ℒ having dimension 4, as in Lesson 25.</w:t>
+        <w:t>(α/3π)log((91×10⁹/5.11×10⁵)²)≈(1/1290)×log((1.78×10⁵)²)≈0.006, a 0.6% increase of α.</w:t>
       </w:r>
     </w:p>
     <w:p>
@@ -1287,7 +1398,7 @@
         <w:t xml:space="preserve"> </w:t>
       </w:r>
       <w:r>
-        <w:t>The derivation's first step would not be available; the result would not follow.</w:t>
+        <w:t>Muons, taus, and quarks also run the coupling.</w:t>
       </w:r>
     </w:p>
     <w:p>
@@ -1301,7 +1412,7 @@
         <w:t xml:space="preserve"> </w:t>
       </w:r>
       <w:r>
-        <w:t>Part VIII supplies the tree process whose correction this is, or the kinematics.</w:t>
+        <w:t>Nothing: m=m₀+A(m₀²) would still hold. Extra amplitudes would be added on top.</w:t>
       </w:r>
     </w:p>
     <w:p>
@@ -1315,7 +1426,7 @@
         <w:t xml:space="preserve"> </w:t>
       </w:r>
       <w:r>
-        <w:t>Part IX supplies the loop integral being interpreted.</w:t>
+        <w:t>1057.845(9) MHz (Lundeen and Pipkin).</w:t>
       </w:r>
     </w:p>
     <w:p>
@@ -1329,7 +1440,7 @@
         <w:t xml:space="preserve"> </w:t>
       </w:r>
       <w:r>
-        <w:t>Stated in the lesson: UV absorbed, IR cancelled inclusively, or finite prediction.</w:t>
+        <w:t>Lesson 75, Section 3.</w:t>
       </w:r>
     </w:p>
     <w:p>
@@ -1343,96 +1454,12 @@
         <w:t xml:space="preserve"> </w:t>
       </w:r>
       <w:r>
-        <w:t>The number or form in the introduction.</w:t>
-      </w:r>
-    </w:p>
-    <w:p>
-      <w:r>
-        <w:rPr>
-          <w:b/>
-        </w:rPr>
-        <w:t>11.</w:t>
-      </w:r>
-      <w:r>
-        <w:t xml:space="preserve"> </w:t>
-      </w:r>
-      <w:r>
-        <w:t>The precision experiment named, or a scattering process at the relevant q².</w:t>
-      </w:r>
-    </w:p>
-    <w:p>
-      <w:r>
-        <w:rPr>
-          <w:b/>
-        </w:rPr>
-        <w:t>12.</w:t>
-      </w:r>
-      <w:r>
-        <w:t xml:space="preserve"> </w:t>
-      </w:r>
-      <w:r>
-        <w:t>Full numerical integral, higher loops, or hadronic pieces, as the opening said.</w:t>
-      </w:r>
-    </w:p>
-    <w:p>
-      <w:r>
-        <w:rPr>
-          <w:b/>
-        </w:rPr>
-        <w:t>13.</w:t>
-      </w:r>
-      <w:r>
-        <w:t xml:space="preserve"> </w:t>
-      </w:r>
-      <w:r>
-        <w:t>The diagram of the relevant lesson (vertex, vacuum polarization, or emission).</w:t>
-      </w:r>
-    </w:p>
-    <w:p>
-      <w:r>
-        <w:rPr>
-          <w:b/>
-        </w:rPr>
-        <w:t>14.</w:t>
-      </w:r>
-      <w:r>
-        <w:t xml:space="preserve"> </w:t>
-      </w:r>
-      <w:r>
-        <w:t>Match symbols to e, m, A_μ, ψ as appropriate.</w:t>
-      </w:r>
-    </w:p>
-    <w:p>
-      <w:r>
-        <w:rPr>
-          <w:b/>
-        </w:rPr>
-        <w:t>15.</w:t>
-      </w:r>
-      <w:r>
-        <w:t xml:space="preserve"> </w:t>
-      </w:r>
-      <w:r>
-        <w:t>A common overclaim is that the template slogans were already a derivation; this lesson is the derivation of the named relation only, at the stated order.</w:t>
-      </w:r>
-    </w:p>
-    <w:p>
-      <w:r>
-        <w:rPr>
-          <w:b/>
-        </w:rPr>
-        <w:t>16.</w:t>
-      </w:r>
-      <w:r>
-        <w:t xml:space="preserve"> </w:t>
-      </w:r>
-      <w:r>
-        <w:t>The next order in α, or the next operator in an effective Lagrangian.</w:t>
+        <w:t>3[(2/3)²+(2/3)²+(−1/3)²]=3[4/9+4/9+1/9]=3= three times one electron, for u,c,t counted as two charge-2/3 and one charge-1/3 per generation. (A generation is one up-type, one down-type, times colour: 3[(2/3)²+(−1/3)²]=3(4/9+1/9)=5/3 of an electron.)</w:t>
       </w:r>
     </w:p>
     <w:p>
       <w:pPr>
-        <w:pStyle w:val="Heading1"/>
+        <w:pStyle w:val="Heading2"/>
       </w:pPr>
       <w:r>
         <w:t>Mastery checklist</w:t>
@@ -1443,7 +1470,7 @@
         <w:pStyle w:val="ListBullet"/>
       </w:pPr>
       <w:r>
-        <w:t>I can state this lesson's core relation and the lesson it depends on.</w:t>
+        <w:t>I can compare one-loop a_e with CODATA and name the missing 0.15%.</w:t>
       </w:r>
     </w:p>
     <w:p>
@@ -1451,7 +1478,7 @@
         <w:pStyle w:val="ListBullet"/>
       </w:pPr>
       <w:r>
-        <w:t>I can check a limit and name what is not computed.</w:t>
+        <w:t>I can state what this volume does and does not claim about 1057.8 MHz.</w:t>
       </w:r>
     </w:p>
     <w:p>
@@ -1459,12 +1486,20 @@
         <w:pStyle w:val="ListBullet"/>
       </w:pPr>
       <w:r>
-        <w:t>I can place the result among tree processes, loops, and measurements.</w:t>
+        <w:t>I can explain why the electron log underestimates α(M_Z).</w:t>
       </w:r>
     </w:p>
     <w:p>
       <w:pPr>
-        <w:pStyle w:val="Heading1"/>
+        <w:pStyle w:val="ListBullet"/>
+      </w:pPr>
+      <w:r>
+        <w:t>I can say what a discrepancy would and would not overturn.</w:t>
+      </w:r>
+    </w:p>
+    <w:p>
+      <w:pPr>
+        <w:pStyle w:val="Heading2"/>
       </w:pPr>
       <w:r>
         <w:t>Next lesson</w:t>

--- a/Science Books/QED Course/Lesson 78 Precision Tests of QED.docx
+++ b/Science Books/QED Course/Lesson 78 Precision Tests of QED.docx
@@ -34,7 +34,7 @@
           <w:b/>
           <w:sz w:val="26"/>
         </w:rPr>
-        <w:t>g−2, the Lamb interval, and α(M_Z) compared with measurement, and what a discrepancy would actually mean</w:t>
+        <w:t>What it means to test a theory to a part in 10¹²: inputs and predictions, the electron's magnetic moment, hydrogen, exotic atoms, colliders, and the places where agreement is not yet complete</w:t>
       </w:r>
     </w:p>
     <w:p>
@@ -66,7 +66,7 @@
     </w:p>
     <w:p>
       <w:r>
-        <w:t>Three quantitative claims now sit on the page: a=α/(2π) at one loop (Lesson 75), a Lamb interval of order 10³ MHz (Lessons 76–77), and a few-percent running of α up to the Z (Lesson 68). This lesson places those claims next to the measurements, states what Lesson 15's “one part in a billion” actually referred to, and says what a genuine discrepancy would mean. Expect four to six hours.</w:t>
+        <w:t>Lessons 68 to 77 produced numbers: a running α, Schwinger's α/(2π), the 1058 MHz Lamb interval, the −27 MHz of vacuum polarization. Lesson 15 once said that QED agrees with experiment to about one part in a billion. This lesson says exactly what that sentence means. A precision test is never a single comparison of one prediction with one measurement. The theory needs inputs, such as α, the electron mass, and the proton radius, and those inputs are themselves measured. A test is therefore a question of consistency: do different experiments, interpreted through QED, give the same values of the inputs? The lesson works through the main tests in order of precision, converts each into a statement about α or about new physics, and ends with the comparisons that are not yet settled. Most numbers here are quoted from experiment and from calculations far beyond this course. The arithmetic that connects them is done in full. Expect four to six hours.</w:t>
       </w:r>
     </w:p>
     <w:p>
@@ -82,7 +82,7 @@
         <w:pStyle w:val="ListBullet"/>
       </w:pPr>
       <w:r>
-        <w:t>Quote a_e(one loop)=α/(2π)≈0.00116141 versus a_e(exp)=0.00115965218073(28), and name higher loops as the difference.</w:t>
+        <w:t>Explain why a precision test is a consistency check among determinations of the same input parameters.</w:t>
       </w:r>
     </w:p>
     <w:p>
@@ -90,7 +90,7 @@
         <w:pStyle w:val="ListBullet"/>
       </w:pPr>
       <w:r>
-        <w:t>Quote the Lamb interval 1057.845(9) MHz as a measured QED effect absent from the Dirac spectrum.</w:t>
+        <w:t>Convert the measured electron anomaly into a value of α, and compare it with independent determinations from atom recoil.</w:t>
       </w:r>
     </w:p>
     <w:p>
@@ -98,7 +98,7 @@
         <w:pStyle w:val="ListBullet"/>
       </w:pPr>
       <w:r>
-        <w:t>Quote α⁻¹(0)≈137.036 versus α⁻¹(M_Z)≈127.95 once all charged fermions are included, of which this course computed only the electron logarithm's order of magnitude.</w:t>
+        <w:t>Explain how the hydrogen 1s–2s frequency, the Lamb shift, and QED together determine the Rydberg constant and the proton radius.</w:t>
       </w:r>
     </w:p>
     <w:p>
@@ -106,7 +106,23 @@
         <w:pStyle w:val="ListBullet"/>
       </w:pPr>
       <w:r>
-        <w:t>State that a discrepancy remaining after higher orders and hadronic vacuum polarization would be extra amplitudes, not a failure of Lesson 67's mass renormalization.</w:t>
+        <w:t>Describe what muonium, positronium, and highly charged ions test that hydrogen does not.</w:t>
+      </w:r>
+    </w:p>
+    <w:p>
+      <w:pPr>
+        <w:pStyle w:val="ListBullet"/>
+      </w:pPr>
+      <w:r>
+        <w:t>Translate a collider test of e⁺e⁻ → γγ into a bound on the size of the electron.</w:t>
+      </w:r>
+    </w:p>
+    <w:p>
+      <w:pPr>
+        <w:pStyle w:val="ListBullet"/>
+      </w:pPr>
+      <w:r>
+        <w:t>State the open comparisons, and say what a genuine discrepancy would and would not mean.</w:t>
       </w:r>
     </w:p>
     <w:p>
@@ -190,7 +206,7 @@
           </w:tcPr>
           <w:p>
             <w:r>
-              <w:t>a_e</w:t>
+              <w:t>a_e, a_μ</w:t>
             </w:r>
           </w:p>
         </w:tc>
@@ -207,7 +223,7 @@
           </w:tcPr>
           <w:p>
             <w:r>
-              <w:t>Electron anomaly (g_e−2)/2</w:t>
+              <w:t>Anomalies (g − 2)/2 of the electron and the muon</w:t>
             </w:r>
           </w:p>
         </w:tc>
@@ -227,7 +243,7 @@
           </w:tcPr>
           <w:p>
             <w:r>
-              <w:t>Δν_Lamb</w:t>
+              <w:t>R∞</w:t>
             </w:r>
           </w:p>
         </w:tc>
@@ -245,7 +261,7 @@
           </w:tcPr>
           <w:p>
             <w:r>
-              <w:t>Hydrogen 2s_{1/2}−2p_{1/2} frequency</w:t>
+              <w:t>Rydberg constant, m_eα²c/(2h) in SI units</w:t>
             </w:r>
           </w:p>
         </w:tc>
@@ -264,7 +280,7 @@
           </w:tcPr>
           <w:p>
             <w:r>
-              <w:t>α(M_Z)</w:t>
+              <w:t>f(1s–2s)</w:t>
             </w:r>
           </w:p>
         </w:tc>
@@ -281,18 +297,209 @@
           </w:tcPr>
           <w:p>
             <w:r>
-              <w:t>Effective coupling at the Z mass, ~91 GeV</w:t>
+              <w:t>Frequency of the two-photon 1s → 2s transition in hydrogen</w:t>
+            </w:r>
+          </w:p>
+        </w:tc>
+      </w:tr>
+      <w:tr>
+        <w:tc>
+          <w:tcPr>
+            <w:tcW w:type="dxa" w:w="2160"/>
+            <w:vAlign w:val="center"/>
+            <w:shd w:fill="EAF2F8"/>
+            <w:tcMar>
+              <w:top w:w="100" w:type="dxa"/>
+              <w:start w:w="100" w:type="dxa"/>
+              <w:bottom w:w="100" w:type="dxa"/>
+              <w:end w:w="100" w:type="dxa"/>
+            </w:tcMar>
+          </w:tcPr>
+          <w:p>
+            <w:r>
+              <w:t>r_p</w:t>
+            </w:r>
+          </w:p>
+        </w:tc>
+        <w:tc>
+          <w:tcPr>
+            <w:tcW w:type="dxa" w:w="7632"/>
+            <w:vAlign w:val="center"/>
+            <w:shd w:fill="EAF2F8"/>
+            <w:tcMar>
+              <w:top w:w="100" w:type="dxa"/>
+              <w:start w:w="100" w:type="dxa"/>
+              <w:bottom w:w="100" w:type="dxa"/>
+              <w:end w:w="100" w:type="dxa"/>
+            </w:tcMar>
+          </w:tcPr>
+          <w:p>
+            <w:r>
+              <w:t>Proton charge radius</w:t>
+            </w:r>
+          </w:p>
+        </w:tc>
+      </w:tr>
+      <w:tr>
+        <w:tc>
+          <w:tcPr>
+            <w:tcW w:type="dxa" w:w="2160"/>
+            <w:vAlign w:val="center"/>
+            <w:tcMar>
+              <w:top w:w="100" w:type="dxa"/>
+              <w:start w:w="100" w:type="dxa"/>
+              <w:bottom w:w="100" w:type="dxa"/>
+              <w:end w:w="100" w:type="dxa"/>
+            </w:tcMar>
+          </w:tcPr>
+          <w:p>
+            <w:r>
+              <w:t>Λ</w:t>
+            </w:r>
+          </w:p>
+        </w:tc>
+        <w:tc>
+          <w:tcPr>
+            <w:tcW w:type="dxa" w:w="7632"/>
+            <w:vAlign w:val="center"/>
+            <w:tcMar>
+              <w:top w:w="100" w:type="dxa"/>
+              <w:start w:w="100" w:type="dxa"/>
+              <w:bottom w:w="100" w:type="dxa"/>
+              <w:end w:w="100" w:type="dxa"/>
+            </w:tcMar>
+          </w:tcPr>
+          <w:p>
+            <w:r>
+              <w:t>Scale of a hypothetical deviation from pointlike QED</w:t>
+            </w:r>
+          </w:p>
+        </w:tc>
+      </w:tr>
+      <w:tr>
+        <w:tc>
+          <w:tcPr>
+            <w:tcW w:type="dxa" w:w="2160"/>
+            <w:vAlign w:val="center"/>
+            <w:shd w:fill="EAF2F8"/>
+            <w:tcMar>
+              <w:top w:w="100" w:type="dxa"/>
+              <w:start w:w="100" w:type="dxa"/>
+              <w:bottom w:w="100" w:type="dxa"/>
+              <w:end w:w="100" w:type="dxa"/>
+            </w:tcMar>
+          </w:tcPr>
+          <w:p>
+            <w:r>
+              <w:t>ppb, ppt</w:t>
+            </w:r>
+          </w:p>
+        </w:tc>
+        <w:tc>
+          <w:tcPr>
+            <w:tcW w:type="dxa" w:w="7632"/>
+            <w:vAlign w:val="center"/>
+            <w:shd w:fill="EAF2F8"/>
+            <w:tcMar>
+              <w:top w:w="100" w:type="dxa"/>
+              <w:start w:w="100" w:type="dxa"/>
+              <w:bottom w:w="100" w:type="dxa"/>
+              <w:end w:w="100" w:type="dxa"/>
+            </w:tcMar>
+          </w:tcPr>
+          <w:p>
+            <w:r>
+              <w:t>Parts per billion (10⁻⁹) and per trillion (10⁻¹²)</w:t>
             </w:r>
           </w:p>
         </w:tc>
       </w:tr>
     </w:tbl>
     <w:p>
+      <w:r>
+        <w:t>Numerical values are quoted with their uncertainties in the last digits in parentheses. In display equations, square brackets enclose function arguments and visible groupings.</w:t>
+      </w:r>
+    </w:p>
+    <w:p>
       <w:pPr>
         <w:pStyle w:val="Heading2"/>
       </w:pPr>
       <w:r>
-        <w:t>1 Three numbers this volume actually derived</w:t>
+        <w:t>1 What a test is</w:t>
+      </w:r>
+    </w:p>
+    <w:p>
+      <w:pPr>
+        <w:pStyle w:val="Heading3"/>
+      </w:pPr>
+      <w:r>
+        <w:t>1.1 Inputs and outputs</w:t>
+      </w:r>
+    </w:p>
+    <w:p>
+      <w:r>
+        <w:t>QED with electrons alone has two parameters: the charge and the mass. Adding nuclei, muons, and hadrons adds their masses, the proton's size, and the hadronic contributions of Lessons 68 and 77. None of these is predicted by QED. Each must be measured. A single experiment, interpreted through QED, can only determine one combination of them. Prediction begins when a second, independent experiment determines the same combination.</w:t>
+      </w:r>
+    </w:p>
+    <w:p>
+      <w:pPr>
+        <w:pStyle w:val="Heading3"/>
+      </w:pPr>
+      <w:r>
+        <w:t>1.2 The logic of consistency</w:t>
+      </w:r>
+    </w:p>
+    <w:p>
+      <w:r>
+        <w:t>The most precise example is α. It can be extracted from the electron's anomaly using the five-loop QED series of Lesson 75. It can also be extracted, with almost no QED at all, from the recoil velocity of an atom that absorbs a photon, combined with measured mass ratios. If QED were wrong at the level of its five-loop terms, the two values of α would differ. The agreement, or lack of it, between such independent determinations is the test.</w:t>
+      </w:r>
+    </w:p>
+    <w:p>
+      <w:r>
+        <w:rPr>
+          <w:b/>
+          <w:i/>
+        </w:rPr>
+        <w:t>Worked example 1</w:t>
+      </w:r>
+    </w:p>
+    <w:p>
+      <w:r>
+        <w:t>Estimate how precisely α must be known for the a_e comparison to test the four-loop term. The four-loop contribution is C₄(α/π)⁴ ≈ −1.912 × 2.91×10⁻¹¹ ≈ −5.6×10⁻¹¹, which is 4.8×10⁻⁸ of a_e. Since a_e ≈ α/(2π) at leading order, a relative change δα/α changes a_e by the same fraction. α must therefore be known to better than about 5×10⁻⁸, that is, 50 ppb, for the four-loop term to matter. The atom-recoil determinations reach 0.1 to 0.2 ppb, so they test even the five-loop term, which is about 7×10⁻¹⁴, or 6×10⁻¹¹ of a_e.</w:t>
+      </w:r>
+    </w:p>
+    <w:p>
+      <w:pPr>
+        <w:pStyle w:val="Heading2"/>
+      </w:pPr>
+      <w:r>
+        <w:t>2 The electron's magnetic moment</w:t>
+      </w:r>
+    </w:p>
+    <w:p>
+      <w:pPr>
+        <w:pStyle w:val="Heading3"/>
+      </w:pPr>
+      <w:r>
+        <w:t>2.1 The measurement and the theory</w:t>
+      </w:r>
+    </w:p>
+    <w:p>
+      <w:r>
+        <w:t>From Lesson 75, the 2023 measurement is a_e = 0.00115965218059(13), with an uncertainty of 0.11 ppb. The theory is the QED series through five loops, plus mass-dependent terms from muon and tau loops (about 2.7×10⁻¹²), hadronic terms (about 1.7×10⁻¹²), and weak terms (about 3×10⁻¹⁴). The theoretical uncertainty, apart from α, is a few parts in 10¹⁴.</w:t>
+      </w:r>
+    </w:p>
+    <w:p>
+      <w:pPr>
+        <w:pStyle w:val="Heading3"/>
+      </w:pPr>
+      <w:r>
+        <w:t>2.2 The comparison as a measurement of α</w:t>
+      </w:r>
+    </w:p>
+    <w:p>
+      <w:r>
+        <w:t>Solving the theory for α gives 1/α = 137.035999166(15). The independent determinations are</w:t>
       </w:r>
     </w:p>
     <w:tbl>
@@ -305,14 +512,13 @@
         <w:tblLook w:firstColumn="1" w:firstRow="1" w:lastColumn="0" w:lastRow="0" w:noHBand="0" w:noVBand="1" w:val="04A0"/>
       </w:tblPr>
       <w:tblGrid>
-        <w:gridCol w:w="3264"/>
-        <w:gridCol w:w="3264"/>
-        <w:gridCol w:w="3264"/>
+        <w:gridCol w:w="4320"/>
+        <w:gridCol w:w="5472"/>
       </w:tblGrid>
       <w:tr>
         <w:tc>
           <w:tcPr>
-            <w:tcW w:type="dxa" w:w="3264"/>
+            <w:tcW w:type="dxa" w:w="4320"/>
             <w:shd w:fill="1F4E78"/>
             <w:vAlign w:val="center"/>
             <w:tcMar>
@@ -328,13 +534,13 @@
                 <w:b/>
                 <w:color w:val="FFFFFF"/>
               </w:rPr>
-              <w:t>Quantity</w:t>
+              <w:t>Method</w:t>
             </w:r>
           </w:p>
         </w:tc>
         <w:tc>
           <w:tcPr>
-            <w:tcW w:type="dxa" w:w="3264"/>
+            <w:tcW w:type="dxa" w:w="5472"/>
             <w:shd w:fill="1F4E78"/>
             <w:vAlign w:val="center"/>
             <w:tcMar>
@@ -350,14 +556,15 @@
                 <w:b/>
                 <w:color w:val="FFFFFF"/>
               </w:rPr>
-              <w:t>This volume</w:t>
+              <w:t>1/α</w:t>
             </w:r>
           </w:p>
         </w:tc>
+      </w:tr>
+      <w:tr>
         <w:tc>
           <w:tcPr>
-            <w:tcW w:type="dxa" w:w="3264"/>
-            <w:shd w:fill="1F4E78"/>
+            <w:tcW w:type="dxa" w:w="4320"/>
             <w:vAlign w:val="center"/>
             <w:tcMar>
               <w:top w:w="100" w:type="dxa"/>
@@ -368,19 +575,13 @@
           </w:tcPr>
           <w:p>
             <w:r>
-              <w:rPr>
-                <w:b/>
-                <w:color w:val="FFFFFF"/>
-              </w:rPr>
-              <w:t>Measurement / full theory</w:t>
+              <w:t>Electron g − 2 with QED (2023)</w:t>
             </w:r>
           </w:p>
         </w:tc>
-      </w:tr>
-      <w:tr>
         <w:tc>
           <w:tcPr>
-            <w:tcW w:type="dxa" w:w="3264"/>
+            <w:tcW w:type="dxa" w:w="5472"/>
             <w:vAlign w:val="center"/>
             <w:tcMar>
               <w:top w:w="100" w:type="dxa"/>
@@ -391,41 +592,7 @@
           </w:tcPr>
           <w:p>
             <w:r>
-              <w:t>a_e</w:t>
-            </w:r>
-          </w:p>
-        </w:tc>
-        <w:tc>
-          <w:tcPr>
-            <w:tcW w:type="dxa" w:w="3264"/>
-            <w:vAlign w:val="center"/>
-            <w:tcMar>
-              <w:top w:w="100" w:type="dxa"/>
-              <w:start w:w="100" w:type="dxa"/>
-              <w:bottom w:w="100" w:type="dxa"/>
-              <w:end w:w="100" w:type="dxa"/>
-            </w:tcMar>
-          </w:tcPr>
-          <w:p>
-            <w:r>
-              <w:t>α/(2π)=0.00116141</w:t>
-            </w:r>
-          </w:p>
-        </w:tc>
-        <w:tc>
-          <w:tcPr>
-            <w:tcW w:type="dxa" w:w="3264"/>
-            <w:vAlign w:val="center"/>
-            <w:tcMar>
-              <w:top w:w="100" w:type="dxa"/>
-              <w:start w:w="100" w:type="dxa"/>
-              <w:bottom w:w="100" w:type="dxa"/>
-              <w:end w:w="100" w:type="dxa"/>
-            </w:tcMar>
-          </w:tcPr>
-          <w:p>
-            <w:r>
-              <w:t>0.00115965218073(28) (CODATA)</w:t>
+              <w:t>137.035999166(15)</w:t>
             </w:r>
           </w:p>
         </w:tc>
@@ -433,7 +600,7 @@
       <w:tr>
         <w:tc>
           <w:tcPr>
-            <w:tcW w:type="dxa" w:w="3264"/>
+            <w:tcW w:type="dxa" w:w="4320"/>
             <w:vAlign w:val="center"/>
             <w:shd w:fill="EAF2F8"/>
             <w:tcMar>
@@ -445,13 +612,13 @@
           </w:tcPr>
           <w:p>
             <w:r>
-              <w:t>Lamb 2s–2p</w:t>
+              <w:t>Rubidium atom recoil, Paris (2020)</w:t>
             </w:r>
           </w:p>
         </w:tc>
         <w:tc>
           <w:tcPr>
-            <w:tcW w:type="dxa" w:w="3264"/>
+            <w:tcW w:type="dxa" w:w="5472"/>
             <w:vAlign w:val="center"/>
             <w:shd w:fill="EAF2F8"/>
             <w:tcMar>
@@ -463,25 +630,7 @@
           </w:tcPr>
           <w:p>
             <w:r>
-              <w:t>leading log ~10³ MHz, Uehling −27 MHz</w:t>
-            </w:r>
-          </w:p>
-        </w:tc>
-        <w:tc>
-          <w:tcPr>
-            <w:tcW w:type="dxa" w:w="3264"/>
-            <w:vAlign w:val="center"/>
-            <w:shd w:fill="EAF2F8"/>
-            <w:tcMar>
-              <w:top w:w="100" w:type="dxa"/>
-              <w:start w:w="100" w:type="dxa"/>
-              <w:bottom w:w="100" w:type="dxa"/>
-              <w:end w:w="100" w:type="dxa"/>
-            </w:tcMar>
-          </w:tcPr>
-          <w:p>
-            <w:r>
-              <w:t>1057.845(9) MHz</w:t>
+              <w:t>137.035999206(11)</w:t>
             </w:r>
           </w:p>
         </w:tc>
@@ -489,7 +638,7 @@
       <w:tr>
         <w:tc>
           <w:tcPr>
-            <w:tcW w:type="dxa" w:w="3264"/>
+            <w:tcW w:type="dxa" w:w="4320"/>
             <w:vAlign w:val="center"/>
             <w:tcMar>
               <w:top w:w="100" w:type="dxa"/>
@@ -500,13 +649,13 @@
           </w:tcPr>
           <w:p>
             <w:r>
-              <w:t>α⁻¹</w:t>
+              <w:t>Cesium atom recoil, Berkeley (2018)</w:t>
             </w:r>
           </w:p>
         </w:tc>
         <w:tc>
           <w:tcPr>
-            <w:tcW w:type="dxa" w:w="3264"/>
+            <w:tcW w:type="dxa" w:w="5472"/>
             <w:vAlign w:val="center"/>
             <w:tcMar>
               <w:top w:w="100" w:type="dxa"/>
@@ -517,24 +666,7 @@
           </w:tcPr>
           <w:p>
             <w:r>
-              <w:t>137.036 at q²=0; electron log only at large q</w:t>
-            </w:r>
-          </w:p>
-        </w:tc>
-        <w:tc>
-          <w:tcPr>
-            <w:tcW w:type="dxa" w:w="3264"/>
-            <w:vAlign w:val="center"/>
-            <w:tcMar>
-              <w:top w:w="100" w:type="dxa"/>
-              <w:start w:w="100" w:type="dxa"/>
-              <w:bottom w:w="100" w:type="dxa"/>
-              <w:end w:w="100" w:type="dxa"/>
-            </w:tcMar>
-          </w:tcPr>
-          <w:p>
-            <w:r>
-              <w:t>α⁻¹(M_Z)≈127.95 (PDG)</w:t>
+              <w:t>137.035999046(27)</w:t>
             </w:r>
           </w:p>
         </w:tc>
@@ -542,47 +674,7 @@
     </w:tbl>
     <w:p>
       <w:r>
-        <w:t>The one-loop anomaly accounts for all but about 0.15% of a_e. The omitted 0.15% is (α/π)² and higher, plus a hadronic vacuum-polarization piece below 10⁻¹² and a still smaller weak piece. Lesson 15's “one part in a billion” is the comparison after those higher orders, not the comparison of α/(2π) with experiment. Quoting a billionth from this volume's one-loop formula would be a false advertisement.</w:t>
-      </w:r>
-    </w:p>
-    <w:p>
-      <w:r>
-        <w:rPr>
-          <w:b/>
-          <w:i/>
-        </w:rPr>
-        <w:t>Worked example 1</w:t>
-      </w:r>
-    </w:p>
-    <w:p>
-      <w:r>
-        <w:t>Compute the relative error of the one-loop anomaly. (0.00116141−0.00115965)/0.00115965≈0.00152, one and a half parts per thousand of a, matching the expected size of the two-loop term, which is of order α/π times the one-loop term.</w:t>
-      </w:r>
-    </w:p>
-    <w:p>
-      <w:pPr>
-        <w:pStyle w:val="Heading2"/>
-      </w:pPr>
-      <w:r>
-        <w:t>2 The Lamb interval as a qualitative test</w:t>
-      </w:r>
-    </w:p>
-    <w:p>
-      <w:r>
-        <w:t>Dirac hydrogen has no 2s–2p interval. Measuring 1057.8 MHz is therefore not a more precise value of a number the tree theory already had; it is the existence of an effect the tree theory forbids. Lessons 76–77 derived the two leading mechanisms and their signs. They did not produce 1057.845 from a complete numerical evaluation, and this lesson will not pretend they did.</w:t>
-      </w:r>
-    </w:p>
-    <w:p>
-      <w:pPr>
-        <w:pStyle w:val="Heading2"/>
-      </w:pPr>
-      <w:r>
-        <w:t>3 Running, with an honest coefficient</w:t>
-      </w:r>
-    </w:p>
-    <w:p>
-      <w:r>
-        <w:t>Lesson 68's formula α(q²)=α/[1−(α/3π)log(|q²|/m²)] includes one charged fermion, the electron. From q=m_e to q=M_Z the electron logarithm is (α/3π)log(M_Z²/m_e²)≈0.006, a 0.6% shift of α, or about one unit in α⁻¹. The measured shift, 137.036→127.95, is ten units. The extra nine come from muons, taus, and quarks, each adding to Π with a coefficient 1/3 per charged lepton and 3Q²/3 per quark colour. This course computed the mechanism and the electron term. It did not compute α(M_Z).</w:t>
+        <w:t>The electron value differs from the rubidium value by 0.29 ppb and from the cesium value by 0.88 ppb. The two atomic values differ from each other by 1.17 ppb, more than five times their combined uncertainty. That is a conflict between the atomic measurements, not with QED. QED agrees with each of them at the level of about one part in 10⁹ of α. That is the precise meaning of Lesson 15's sentence.</w:t>
       </w:r>
     </w:p>
     <w:p>
@@ -596,7 +688,7 @@
     </w:p>
     <w:p>
       <w:r>
-        <w:t>Why does a quark with charge 2/3 contribute 4/9 times as much as a lepton of charge 1, times N_c=3? Vacuum polarization is proportional to Q², and three colours multiply that by 3, so 3×(4/9)=4/3 of a lepton. Up-type quarks therefore out-weight electrons in the running, which is why the electron-only logarithm underestimates the shift to M_Z.</w:t>
+        <w:t>Convert the cesium–electron difference into a difference in a_e. With 1/α_Cs smaller by 1.20×10⁻⁷, α_Cs is larger by a fraction δα/α = 1.20×10⁻⁷/137.036 = 8.8×10⁻¹⁰. The predicted a_e increases by the same fraction, 8.8×10⁻¹⁰ × 1.16×10⁻³ = 1.0×10⁻¹². The measured a_e therefore lies 1.0×10⁻¹² below the prediction made with the cesium α, which is about four times the combined uncertainty. With the rubidium α, the prediction lies 0.34×10⁻¹² below the measurement, about two times the combined uncertainty. Until the atomic measurements agree, the electron g − 2 cannot decide between these two statements.</w:t>
       </w:r>
     </w:p>
     <w:p>
@@ -604,12 +696,148 @@
         <w:pStyle w:val="Heading2"/>
       </w:pPr>
       <w:r>
-        <w:t>4 What a discrepancy would mean</w:t>
+        <w:t>3 Hydrogen</w:t>
+      </w:r>
+    </w:p>
+    <w:p>
+      <w:pPr>
+        <w:pStyle w:val="Heading3"/>
+      </w:pPr>
+      <w:r>
+        <w:t>3.1 The 1s–2s frequency</w:t>
       </w:r>
     </w:p>
     <w:p>
       <w:r>
-        <w:t>Lesson 67 absorbed an ultraviolet log into m₀. That logic does not become false if a_μ, after every Standard-Model diagram, disagreed with storage-ring data. Such a disagreement, if it survived, would be additional amplitudes: extra particles in the muon loop, extra operators, an incomplete hadronic evaluation. It would not license discarding mass renormalization, any more than a wrong tree-level Compton formula would license discarding Maxwell's equations. The muon anomaly is not settled in this volume and is not used as a premise.</w:t>
+        <w:t>The two-photon transition 1s → 2s in hydrogen has a natural width of about 1.3 Hz, because 2s is metastable (Lesson 76, Exercise 3). It has been measured with frequency combs at the Max Planck Institute in Garching:</w:t>
+      </w:r>
+    </w:p>
+    <w:p>
+      <w:pPr>
+        <w:spacing w:before="100" w:after="160"/>
+        <w:jc w:val="center"/>
+      </w:pPr>
+      <m:oMathPara>
+        <m:oMath>
+          <m:r>
+            <m:t xml:space="preserve">f</m:t>
+          </m:r>
+          <m:d>
+            <m:dPr>
+              <m:begChr m:val="["/>
+              <m:endChr m:val="]"/>
+            </m:dPr>
+            <m:e>
+              <m:r>
+                <m:t xml:space="preserve">1s</m:t>
+              </m:r>
+              <m:r>
+                <m:t xml:space="preserve">–</m:t>
+              </m:r>
+              <m:r>
+                <m:t xml:space="preserve">2s</m:t>
+              </m:r>
+            </m:e>
+          </m:d>
+          <m:r>
+            <m:t xml:space="preserve">=</m:t>
+          </m:r>
+          <m:r>
+            <m:t xml:space="preserve">2</m:t>
+          </m:r>
+          <m:r>
+            <m:t xml:space="preserve"> </m:t>
+          </m:r>
+          <m:r>
+            <m:t xml:space="preserve">466</m:t>
+          </m:r>
+          <m:r>
+            <m:t xml:space="preserve"> </m:t>
+          </m:r>
+          <m:r>
+            <m:t xml:space="preserve">061</m:t>
+          </m:r>
+          <m:r>
+            <m:t xml:space="preserve"> </m:t>
+          </m:r>
+          <m:r>
+            <m:t xml:space="preserve">413</m:t>
+          </m:r>
+          <m:r>
+            <m:t xml:space="preserve"> </m:t>
+          </m:r>
+          <m:r>
+            <m:t xml:space="preserve">187</m:t>
+          </m:r>
+          <m:r>
+            <m:t xml:space="preserve"> </m:t>
+          </m:r>
+          <m:r>
+            <m:t xml:space="preserve">035</m:t>
+          </m:r>
+          <m:r>
+            <m:t xml:space="preserve"> </m:t>
+          </m:r>
+          <m:d>
+            <m:dPr/>
+            <m:e>
+              <m:r>
+                <m:t xml:space="preserve">10</m:t>
+              </m:r>
+            </m:e>
+          </m:d>
+          <m:r>
+            <m:t xml:space="preserve"> </m:t>
+          </m:r>
+          <m:r>
+            <m:t xml:space="preserve">Hz</m:t>
+          </m:r>
+        </m:oMath>
+      </m:oMathPara>
+    </w:p>
+    <w:p>
+      <w:r>
+        <w:t>a relative uncertainty of 4×10⁻¹⁵. The Bohr formula gives f = (3/4)R∞c(1 + m_e/M_p)⁻¹. The Dirac corrections, the Lamb shifts of Lessons 76 and 77, recoil, and the proton size enter at the level of about 10⁻⁵ (Dirac), 3×10⁻⁶ (Lamb shift), and below.</w:t>
+      </w:r>
+    </w:p>
+    <w:p>
+      <w:pPr>
+        <w:pStyle w:val="Heading3"/>
+      </w:pPr>
+      <w:r>
+        <w:t>3.2 What it determines</w:t>
+      </w:r>
+    </w:p>
+    <w:p>
+      <w:r>
+        <w:t>QED predicts the 1s–2s frequency in terms of R∞, α, the mass ratio, and r_p. The 1s Lamb shift, about 8173 MHz, is a fraction 3.3×10⁻⁶ of f, and the proton-size part of it is about 1.1 MHz. A single frequency cannot separate R∞ from r_p. Two frequencies can. Combining 1s–2s with another transition, such as 2s–4p or 1s–3s, determines both. This is how the proton radius from ordinary hydrogen is obtained, and how the comparison with muonic hydrogen (Lesson 77) is made.</w:t>
+      </w:r>
+    </w:p>
+    <w:p>
+      <w:r>
+        <w:rPr>
+          <w:b/>
+          <w:i/>
+        </w:rPr>
+        <w:t>Worked example 3</w:t>
+      </w:r>
+    </w:p>
+    <w:p>
+      <w:r>
+        <w:t>Check the leading size of f. CODATA gives R∞c = 3.2898419603×10¹⁵ Hz, so (3/4)R∞c = 2.46738147×10¹⁵ Hz. With m_e/M_p = 5.44617×10⁻⁴, the reduced-mass factor (1 + m_e/M_p)⁻¹ = 0.99945568 gives 2.46603842×10¹⁵ Hz. The measured value is larger by 2.299×10¹⁰ Hz. The Dirac term of Lesson 76, Section 1.1, lowers 1s by mα⁴/8 and 2s by 5mα⁴/128, so it raises the frequency by (11/128)mα⁴ = (11/128) × 1.449×10⁻³ eV = 1.245×10⁻⁴ eV, which is 3.011×10¹⁰ Hz. The Lamb shifts raise 1s by about 8173 MHz and 2s by about 1046 MHz, so they lower the frequency by about 0.713×10¹⁰ Hz. Together, +3.011×10¹⁰ − 0.713×10¹⁰ = 2.298×10¹⁰ Hz, which matches the gap to within about 10⁷ Hz. The remainder comes from recoil corrections to the Dirac term and from higher orders.</w:t>
+      </w:r>
+    </w:p>
+    <w:p>
+      <w:pPr>
+        <w:pStyle w:val="Heading3"/>
+      </w:pPr>
+      <w:r>
+        <w:t>3.3 The Rydberg constant</w:t>
+      </w:r>
+    </w:p>
+    <w:p>
+      <w:r>
+        <w:t>Combining hydrogen and deuterium spectroscopy with QED gives R∞ to about 1 part in 10¹². It is the most precisely known fundamental constant, and its value depends on the QED calculations of Lessons 76 and 77 at every digit beyond the sixth.</w:t>
       </w:r>
     </w:p>
     <w:p>
@@ -617,12 +845,60 @@
         <w:pStyle w:val="Heading2"/>
       </w:pPr>
       <w:r>
-        <w:t>5 Citations for the numbers</w:t>
+        <w:t>4 Other systems</w:t>
+      </w:r>
+    </w:p>
+    <w:p>
+      <w:pPr>
+        <w:pStyle w:val="Heading3"/>
+      </w:pPr>
+      <w:r>
+        <w:t>4.1 Muonium</w:t>
       </w:r>
     </w:p>
     <w:p>
       <w:r>
-        <w:t>Schwinger, Phys. Rev. 73, 416 (1948), a=α/(2π). Lamb and Retherford, Phys. Rev. 72, 241 (1947), the microwave interval. Bethe, Phys. Rev. 72, 339 (1947), the leading log. CODATA and the Particle Data Group for the modern constants. Those papers and reviews are listed again in the bibliography at the end of the book.</w:t>
+        <w:t>Muonium is a bound state of a positive muon and an electron. It has no nuclear structure, so its ground-state hyperfine splitting, measured as 4,463,302,776(51) Hz, tests bound-state QED without the proton-size problem. Combined with theory, it gives the muon-to-electron mass ratio and checks the muon magnetic moment used in the g − 2 experiments of Lesson 75.</w:t>
+      </w:r>
+    </w:p>
+    <w:p>
+      <w:pPr>
+        <w:pStyle w:val="Heading3"/>
+      </w:pPr>
+      <w:r>
+        <w:t>4.2 Positronium</w:t>
+      </w:r>
+    </w:p>
+    <w:p>
+      <w:r>
+        <w:t>Positronium is a bound state of an electron and a positron. Here the constituents can annihilate, so the spectrum includes virtual annihilation diagrams that appear in no other atom. Its hyperfine splitting, about 203.39 GHz, and its decay rates test those diagrams. The measurements of the hyperfine splitting have differed from each other by a few standard deviations, and the comparison with theory is still being refined.</w:t>
+      </w:r>
+    </w:p>
+    <w:p>
+      <w:pPr>
+        <w:pStyle w:val="Heading3"/>
+      </w:pPr>
+      <w:r>
+        <w:t>4.3 Highly charged ions</w:t>
+      </w:r>
+    </w:p>
+    <w:p>
+      <w:r>
+        <w:t>In hydrogen-like ions such as carbon C⁵⁺ or silicon Si¹³⁺, a single electron is bound by a nucleus of charge Z. The bound electron's g factor, measured in Penning traps to parts in 10¹¹, tests QED in fields Z times stronger than in hydrogen, where Zα is no longer small. The comparison is now used the other way round, to give the most precise value of the electron's mass in atomic mass units, 5.48579909065(16)×10⁻⁴ u.</w:t>
+      </w:r>
+    </w:p>
+    <w:p>
+      <w:r>
+        <w:rPr>
+          <w:b/>
+          <w:i/>
+        </w:rPr>
+        <w:t>Worked example 4</w:t>
+      </w:r>
+    </w:p>
+    <w:p>
+      <w:r>
+        <w:t>Explain why the bound-electron g factor depends on Z. In the nucleus's field the electron moves relativistically, with speed of order Zα, and the Dirac equation gives g = (2/3)[1 + 2√(1 − (Zα)²)] for the 1s state, which is 2 at Z = 0. For carbon, Zα = 6/137.036 = 0.0438, and the correction is −(2/3)(Zα)² ≈ −1.28×10⁻³. Radiative corrections, which begin at α/π, add about 2.3×10⁻³. Both must be computed to many digits to use the measurement.</w:t>
       </w:r>
     </w:p>
     <w:p>
@@ -630,7 +906,102 @@
         <w:pStyle w:val="Heading2"/>
       </w:pPr>
       <w:r>
-        <w:t>Connections to QED</w:t>
+        <w:t>5 Colliders</w:t>
+      </w:r>
+    </w:p>
+    <w:p>
+      <w:pPr>
+        <w:pStyle w:val="Heading3"/>
+      </w:pPr>
+      <w:r>
+        <w:t>5.1 Running α</w:t>
+      </w:r>
+    </w:p>
+    <w:p>
+      <w:r>
+        <w:t>Lesson 68 described the running of α from 1/137 to about 1/129 at M_Z, observed at TRISTAN and LEP, and used in every electroweak prediction. It is a test of vacuum polarization at short distance.</w:t>
+      </w:r>
+    </w:p>
+    <w:p>
+      <w:pPr>
+        <w:pStyle w:val="Heading3"/>
+      </w:pPr>
+      <w:r>
+        <w:t>5.2 A pointlike electron</w:t>
+      </w:r>
+    </w:p>
+    <w:p>
+      <w:r>
+        <w:t>In e⁺e⁻ → γγ, the leading amplitude is a pure QED process, with an electron exchanged between the two photon vertices. If the electron had a size, or if the exchanged electron were accompanied by a heavier excited state, the angular distribution would change by a factor of order 1 ± s²(1 − cos²θ)/(2Λ⁴), where Λ is the scale of the deviation. At LEP, energies up to about 207 GeV showed no deviation, giving lower bounds on Λ of several hundred GeV.</w:t>
+      </w:r>
+    </w:p>
+    <w:p>
+      <w:r>
+        <w:rPr>
+          <w:b/>
+          <w:i/>
+        </w:rPr>
+        <w:t>Worked example 5</w:t>
+      </w:r>
+    </w:p>
+    <w:p>
+      <w:r>
+        <w:t>Turn a bound Λ &gt; 400 GeV into a length. The corresponding distance is ħc/Λ = 197.327 MeV fm/400,000 MeV = 4.9×10⁻⁴ fm, or 4.9×10⁻¹⁹ m. The electron behaves as a point particle down to distances less than a thousandth of the proton's radius.</w:t>
+      </w:r>
+    </w:p>
+    <w:p>
+      <w:pPr>
+        <w:pStyle w:val="Heading2"/>
+      </w:pPr>
+      <w:r>
+        <w:t>6 What remains open</w:t>
+      </w:r>
+    </w:p>
+    <w:p>
+      <w:pPr>
+        <w:pStyle w:val="Heading3"/>
+      </w:pPr>
+      <w:r>
+        <w:t>6.1 The list</w:t>
+      </w:r>
+    </w:p>
+    <w:p>
+      <w:r>
+        <w:t>Three comparisons are not settled. The two atom-recoil values of α disagree (Section 2.2). The muon g − 2 measurement agrees with the most recent theory, based on lattice calculations, but not with earlier theory based on e⁺e⁻ data, and the two hadronic evaluations disagree (Lesson 75, Section 5.5). The positronium hyperfine splitting and some hydrogen transitions show tensions of a few standard deviations.</w:t>
+      </w:r>
+    </w:p>
+    <w:p>
+      <w:pPr>
+        <w:pStyle w:val="Heading3"/>
+      </w:pPr>
+      <w:r>
+        <w:t>6.2 What a discrepancy would mean</w:t>
+      </w:r>
+    </w:p>
+    <w:p>
+      <w:r>
+        <w:t>None of these is a failure of the renormalization of Lessons 65 to 69, which is an internal consistency property of the theory, verified independently. A persistent discrepancy would mean either an error in an experiment or an input, or new particles and interactions that add their own diagrams. In the muon's case, a heavy new particle of mass M would contribute to a_μ an amount of order (m_μ/M)² times its coupling. That is why the muon, rather than the electron, is the sensitive probe. QED itself, as the low-energy limit of the electroweak theory, has passed every test that does not involve hadrons or the atomic inputs.</w:t>
+      </w:r>
+    </w:p>
+    <w:p>
+      <w:pPr>
+        <w:pStyle w:val="Heading2"/>
+      </w:pPr>
+      <w:r>
+        <w:t>7 What this lesson has not done</w:t>
+      </w:r>
+    </w:p>
+    <w:p>
+      <w:r>
+        <w:t>This lesson quoted all experimental values and all calculations beyond those of Lessons 68 to 77. It did not describe the experiments in technical detail, and it did not carry out the global least-squares adjustment, CODATA's method, that combines all the measurements into a consistent set of constants.</w:t>
+      </w:r>
+    </w:p>
+    <w:p>
+      <w:pPr>
+        <w:pStyle w:val="Heading2"/>
+      </w:pPr>
+      <w:r>
+        <w:t>8 Connections to QED</w:t>
       </w:r>
     </w:p>
     <w:tbl>
@@ -687,7 +1058,7 @@
                 <w:b/>
                 <w:color w:val="FFFFFF"/>
               </w:rPr>
-              <w:t>Where it is used</w:t>
+              <w:t>Where it is used next</w:t>
             </w:r>
           </w:p>
         </w:tc>
@@ -706,7 +1077,7 @@
           </w:tcPr>
           <w:p>
             <w:r>
-              <w:t>One-loop a_e vs CODATA</w:t>
+              <w:t>A test is a consistency check of inputs</w:t>
             </w:r>
           </w:p>
         </w:tc>
@@ -723,7 +1094,7 @@
           </w:tcPr>
           <w:p>
             <w:r>
-              <w:t>Scope of Lesson 75</w:t>
+              <w:t>How to read any claimed precision</w:t>
             </w:r>
           </w:p>
         </w:tc>
@@ -743,7 +1114,7 @@
           </w:tcPr>
           <w:p>
             <w:r>
-              <w:t>Lamb 1057.8 MHz</w:t>
+              <w:t>α from a_e: 1/α = 137.035999166(15)</w:t>
             </w:r>
           </w:p>
         </w:tc>
@@ -761,7 +1132,7 @@
           </w:tcPr>
           <w:p>
             <w:r>
-              <w:t>Scope of Lessons 76–77</w:t>
+              <w:t>Agrees with atom recoil at about 1 ppb</w:t>
             </w:r>
           </w:p>
         </w:tc>
@@ -780,7 +1151,7 @@
           </w:tcPr>
           <w:p>
             <w:r>
-              <w:t>Electron log vs α(M_Z)</w:t>
+              <w:t>Hydrogen 1s–2s to 4×10⁻¹⁵; R∞ to 10⁻¹²</w:t>
             </w:r>
           </w:p>
         </w:tc>
@@ -797,7 +1168,119 @@
           </w:tcPr>
           <w:p>
             <w:r>
-              <w:t>Scope of Lesson 68</w:t>
+              <w:t>Lamb shift and proton radius, Lessons 76 and 77</w:t>
+            </w:r>
+          </w:p>
+        </w:tc>
+      </w:tr>
+      <w:tr>
+        <w:tc>
+          <w:tcPr>
+            <w:tcW w:type="dxa" w:w="3264"/>
+            <w:vAlign w:val="center"/>
+            <w:shd w:fill="EAF2F8"/>
+            <w:tcMar>
+              <w:top w:w="100" w:type="dxa"/>
+              <w:start w:w="100" w:type="dxa"/>
+              <w:bottom w:w="100" w:type="dxa"/>
+              <w:end w:w="100" w:type="dxa"/>
+            </w:tcMar>
+          </w:tcPr>
+          <w:p>
+            <w:r>
+              <w:t>Muonium, positronium, highly charged ions</w:t>
+            </w:r>
+          </w:p>
+        </w:tc>
+        <w:tc>
+          <w:tcPr>
+            <w:tcW w:type="dxa" w:w="6528"/>
+            <w:vAlign w:val="center"/>
+            <w:shd w:fill="EAF2F8"/>
+            <w:tcMar>
+              <w:top w:w="100" w:type="dxa"/>
+              <w:start w:w="100" w:type="dxa"/>
+              <w:bottom w:w="100" w:type="dxa"/>
+              <w:end w:w="100" w:type="dxa"/>
+            </w:tcMar>
+          </w:tcPr>
+          <w:p>
+            <w:r>
+              <w:t>Bound-state QED without nuclear structure, with annihilation, in strong fields</w:t>
+            </w:r>
+          </w:p>
+        </w:tc>
+      </w:tr>
+      <w:tr>
+        <w:tc>
+          <w:tcPr>
+            <w:tcW w:type="dxa" w:w="3264"/>
+            <w:vAlign w:val="center"/>
+            <w:tcMar>
+              <w:top w:w="100" w:type="dxa"/>
+              <w:start w:w="100" w:type="dxa"/>
+              <w:bottom w:w="100" w:type="dxa"/>
+              <w:end w:w="100" w:type="dxa"/>
+            </w:tcMar>
+          </w:tcPr>
+          <w:p>
+            <w:r>
+              <w:t>e⁺e⁻ → γγ: electron pointlike below about 5×10⁻¹⁹ m</w:t>
+            </w:r>
+          </w:p>
+        </w:tc>
+        <w:tc>
+          <w:tcPr>
+            <w:tcW w:type="dxa" w:w="6528"/>
+            <w:vAlign w:val="center"/>
+            <w:tcMar>
+              <w:top w:w="100" w:type="dxa"/>
+              <w:start w:w="100" w:type="dxa"/>
+              <w:bottom w:w="100" w:type="dxa"/>
+              <w:end w:w="100" w:type="dxa"/>
+            </w:tcMar>
+          </w:tcPr>
+          <w:p>
+            <w:r>
+              <w:t>QED at the highest energies</w:t>
+            </w:r>
+          </w:p>
+        </w:tc>
+      </w:tr>
+      <w:tr>
+        <w:tc>
+          <w:tcPr>
+            <w:tcW w:type="dxa" w:w="3264"/>
+            <w:vAlign w:val="center"/>
+            <w:shd w:fill="EAF2F8"/>
+            <w:tcMar>
+              <w:top w:w="100" w:type="dxa"/>
+              <w:start w:w="100" w:type="dxa"/>
+              <w:bottom w:w="100" w:type="dxa"/>
+              <w:end w:w="100" w:type="dxa"/>
+            </w:tcMar>
+          </w:tcPr>
+          <w:p>
+            <w:r>
+              <w:t>Open comparisons</w:t>
+            </w:r>
+          </w:p>
+        </w:tc>
+        <w:tc>
+          <w:tcPr>
+            <w:tcW w:type="dxa" w:w="6528"/>
+            <w:vAlign w:val="center"/>
+            <w:shd w:fill="EAF2F8"/>
+            <w:tcMar>
+              <w:top w:w="100" w:type="dxa"/>
+              <w:start w:w="100" w:type="dxa"/>
+              <w:bottom w:w="100" w:type="dxa"/>
+              <w:end w:w="100" w:type="dxa"/>
+            </w:tcMar>
+          </w:tcPr>
+          <w:p>
+            <w:r>
+              <w:t>Muon g − 2 and the Standard Model, Lesson 86</w:t>
             </w:r>
           </w:p>
         </w:tc>
@@ -808,7 +1291,7 @@
         <w:pStyle w:val="Heading2"/>
       </w:pPr>
       <w:r>
-        <w:t>Summary</w:t>
+        <w:t>9 Summary</w:t>
       </w:r>
     </w:p>
     <w:p>
@@ -820,7 +1303,7 @@
         </w:numPr>
       </w:pPr>
       <w:r>
-        <w:t>One-loop a_e matches experiment to 0.15%; the rest is higher orders this volume does not compute.</w:t>
+        <w:t>A precision test compares independent determinations of the same inputs, interpreted through QED.</w:t>
       </w:r>
     </w:p>
     <w:p>
@@ -832,7 +1315,7 @@
         </w:numPr>
       </w:pPr>
       <w:r>
-        <w:t>The Lamb interval is a qualitative QED effect; 1058 MHz is measured, 1040 MHz and −27 MHz are the pieces derived here.</w:t>
+        <w:t>The electron anomaly, measured to 0.11 ppb and computed through five loops, gives 1/α = 137.035999166(15), which agrees with atom-recoil values at about one part in 10⁹. The atom-recoil values disagree with each other.</w:t>
       </w:r>
     </w:p>
     <w:p>
@@ -844,7 +1327,7 @@
         </w:numPr>
       </w:pPr>
       <w:r>
-        <w:t>The electron running is a 0.6% effect to M_Z; the full shift is larger because other charged fermions contribute.</w:t>
+        <w:t>Hydrogen's 1s–2s frequency, measured to 4×10⁻¹⁵, and other transitions determine R∞ and the proton radius through the Lamb-shift calculations.</w:t>
       </w:r>
     </w:p>
     <w:p>
@@ -856,7 +1339,7 @@
         </w:numPr>
       </w:pPr>
       <w:r>
-        <w:t>“One part in a billion” is not a claim about α/(2π) alone.</w:t>
+        <w:t>Muonium, positronium, and highly charged ions test bound-state QED without nuclear structure, with annihilation, and in strong fields.</w:t>
       </w:r>
     </w:p>
     <w:p>
@@ -868,7 +1351,19 @@
         </w:numPr>
       </w:pPr>
       <w:r>
-        <w:t>A residual discrepancy would be new amplitudes, not a license to abandon renormalization.</w:t>
+        <w:t>At colliders, running α is confirmed and the electron is pointlike to below 5×10⁻¹⁹ m.</w:t>
+      </w:r>
+    </w:p>
+    <w:p>
+      <w:pPr>
+        <w:pStyle w:val="ListNumber"/>
+        <w:numPr>
+          <w:ilvl w:val="0"/>
+          <w:numId w:val="10"/>
+        </w:numPr>
+      </w:pPr>
+      <w:r>
+        <w:t>The open comparisons involve atomic inputs or hadrons, not the renormalization of QED itself.</w:t>
       </w:r>
     </w:p>
     <w:p>
@@ -969,7 +1464,7 @@
           </w:tcPr>
           <w:p>
             <w:r>
-              <w:t>Compute α/(2π) from α=1/137.036.</w:t>
+              <w:t>Compute the relative difference between the one-loop α/(2π) and the measured a_e, and compare it with the expected size of the two-loop term.</w:t>
             </w:r>
           </w:p>
         </w:tc>
@@ -1007,7 +1502,7 @@
           </w:tcPr>
           <w:p>
             <w:r>
-              <w:t>What fraction of a_e(exp) is missing from the one-loop formula?</w:t>
+              <w:t>Repeat Worked example 2 for the rubidium value of α.</w:t>
             </w:r>
           </w:p>
         </w:tc>
@@ -1043,7 +1538,7 @@
           </w:tcPr>
           <w:p>
             <w:r>
-              <w:t>Name the three ingredients of the missing fraction.</w:t>
+              <w:t>If a_e were measured ten times more precisely, what precision in α would be needed to use the improvement as a test of QED?</w:t>
             </w:r>
           </w:p>
         </w:tc>
@@ -1081,7 +1576,7 @@
           </w:tcPr>
           <w:p>
             <w:r>
-              <w:t>Why is the Lamb interval a stronger qualitative test than a more precise Rydberg?</w:t>
+              <w:t>In Worked example 3, list the corrections that separate (3/4)R∞c(1 + m/M)⁻¹ from the measured 1s–2s frequency, and give the sign of each.</w:t>
             </w:r>
           </w:p>
         </w:tc>
@@ -1117,7 +1612,7 @@
           </w:tcPr>
           <w:p>
             <w:r>
-              <w:t>Estimate the electron-only shift of α from m_e to M_Z≈91 GeV.</w:t>
+              <w:t>Show that the Bohr frequency of the 1s → 2s transition is (3/4)R∞c, ignoring recoil.</w:t>
             </w:r>
           </w:p>
         </w:tc>
@@ -1155,7 +1650,7 @@
           </w:tcPr>
           <w:p>
             <w:r>
-              <w:t>Why is that estimate smaller than 137.036−127.95?</w:t>
+              <w:t>Explain why two transitions are needed to determine both R∞ and r_p.</w:t>
             </w:r>
           </w:p>
         </w:tc>
@@ -1191,7 +1686,7 @@
           </w:tcPr>
           <w:p>
             <w:r>
-              <w:t>What would a confirmed a_μ discrepancy mean for Lesson 67?</w:t>
+              <w:t>Explain why muonium is a cleaner test of bound-state QED than hydrogen.</w:t>
             </w:r>
           </w:p>
         </w:tc>
@@ -1229,7 +1724,7 @@
           </w:tcPr>
           <w:p>
             <w:r>
-              <w:t>Quote the experimental Lamb interval with its uncertainty.</w:t>
+              <w:t>Name a diagram that contributes to the energy levels of positronium but not to those of hydrogen.</w:t>
             </w:r>
           </w:p>
         </w:tc>
@@ -1265,7 +1760,7 @@
           </w:tcPr>
           <w:p>
             <w:r>
-              <w:t>Where in this course is F2(0)=α/(2π) derived, not quoted?</w:t>
+              <w:t>Evaluate the Dirac bound-electron g factor (2/3)[1 + 2√(1 − (Zα)²)] for Z = 6 and Z = 14.</w:t>
             </w:r>
           </w:p>
         </w:tc>
@@ -1303,7 +1798,81 @@
           </w:tcPr>
           <w:p>
             <w:r>
-              <w:t>Challenge: using Q_u=2/3, Q_d=−1/3, N_c=3, write the one-loop coefficient of the β-function relative to a single electron for one generation of quarks.</w:t>
+              <w:t>Convert Λ = 200 GeV and Λ = 1 TeV into lengths.</w:t>
+            </w:r>
+          </w:p>
+        </w:tc>
+      </w:tr>
+      <w:tr>
+        <w:tc>
+          <w:tcPr>
+            <w:tcW w:type="dxa" w:w="720"/>
+            <w:vAlign w:val="center"/>
+            <w:tcMar>
+              <w:top w:w="100" w:type="dxa"/>
+              <w:start w:w="100" w:type="dxa"/>
+              <w:bottom w:w="100" w:type="dxa"/>
+              <w:end w:w="100" w:type="dxa"/>
+            </w:tcMar>
+          </w:tcPr>
+          <w:p>
+            <w:r>
+              <w:t>11</w:t>
+            </w:r>
+          </w:p>
+        </w:tc>
+        <w:tc>
+          <w:tcPr>
+            <w:tcW w:type="dxa" w:w="9072"/>
+            <w:vAlign w:val="center"/>
+            <w:tcMar>
+              <w:top w:w="100" w:type="dxa"/>
+              <w:start w:w="100" w:type="dxa"/>
+              <w:bottom w:w="100" w:type="dxa"/>
+              <w:end w:w="100" w:type="dxa"/>
+            </w:tcMar>
+          </w:tcPr>
+          <w:p>
+            <w:r>
+              <w:t>Estimate the contribution to a_μ of a new particle with mass 500 GeV and electromagnetic-strength coupling, using (α/π)(m_μ/M)². Compare with the experimental uncertainty of about 1.5×10⁻¹⁰.</w:t>
+            </w:r>
+          </w:p>
+        </w:tc>
+      </w:tr>
+      <w:tr>
+        <w:tc>
+          <w:tcPr>
+            <w:tcW w:type="dxa" w:w="720"/>
+            <w:vAlign w:val="center"/>
+            <w:shd w:fill="EAF2F8"/>
+            <w:tcMar>
+              <w:top w:w="100" w:type="dxa"/>
+              <w:start w:w="100" w:type="dxa"/>
+              <w:bottom w:w="100" w:type="dxa"/>
+              <w:end w:w="100" w:type="dxa"/>
+            </w:tcMar>
+          </w:tcPr>
+          <w:p>
+            <w:r>
+              <w:t>12</w:t>
+            </w:r>
+          </w:p>
+        </w:tc>
+        <w:tc>
+          <w:tcPr>
+            <w:tcW w:type="dxa" w:w="9072"/>
+            <w:vAlign w:val="center"/>
+            <w:shd w:fill="EAF2F8"/>
+            <w:tcMar>
+              <w:top w:w="100" w:type="dxa"/>
+              <w:start w:w="100" w:type="dxa"/>
+              <w:bottom w:w="100" w:type="dxa"/>
+              <w:end w:w="100" w:type="dxa"/>
+            </w:tcMar>
+          </w:tcPr>
+          <w:p>
+            <w:r>
+              <w:t>Challenge: Explain why the statement "QED is tested to 10⁻¹²" is ambiguous, and rewrite it in a form that names the quantity and the inputs.</w:t>
             </w:r>
           </w:p>
         </w:tc>
@@ -1328,7 +1897,7 @@
         <w:t xml:space="preserve"> </w:t>
       </w:r>
       <w:r>
-        <w:t>1/(2π×137.036)=0.00116141.</w:t>
+        <w:t>(0.00116141 − 0.00115965)/0.00115965 = 1.52×10⁻³. The two-loop term is C₂(α/π)²/(α/2π) = 2C₂(α/π) = 2 × 0.328 × 2.32×10⁻³ = 1.53×10⁻³, which accounts for it.</w:t>
       </w:r>
     </w:p>
     <w:p>
@@ -1342,7 +1911,7 @@
         <w:t xml:space="preserve"> </w:t>
       </w:r>
       <w:r>
-        <w:t>About 0.15% of a_e.</w:t>
+        <w:t>1/α_Rb is larger by 4.0×10⁻⁸, so α_Rb is smaller by 2.9×10⁻¹⁰ of itself. The predicted a_e is lower by 2.9×10⁻¹⁰ × 1.16×10⁻³ = 3.4×10⁻¹³ than the prediction with the electron's own α, which equals the measurement by construction. So the prediction with α_Rb lies 0.34×10⁻¹² below the measured value.</w:t>
       </w:r>
     </w:p>
     <w:p>
@@ -1356,7 +1925,7 @@
         <w:t xml:space="preserve"> </w:t>
       </w:r>
       <w:r>
-        <w:t>Two-loop and higher QED; hadronic vacuum polarization; a weak (Z,W) piece.</w:t>
+        <w:t>The a_e uncertainty would be 0.011 ppb, so α would need to be known to about 0.01 ppb, roughly ten times better than the best atom-recoil measurement.</w:t>
       </w:r>
     </w:p>
     <w:p>
@@ -1370,7 +1939,7 @@
         <w:t xml:space="preserve"> </w:t>
       </w:r>
       <w:r>
-        <w:t>The Dirac theory predicts zero for 2s−2p; a nonzero measurement is the existence of loops, not a refined digit of a tree-level formula.</w:t>
+        <w:t>The Dirac correction, +3.01×10¹⁰ Hz, raises the frequency, because 1s is lowered more than 2s. The Lamb shift raises 1s by about 8173 MHz and 2s by about 1046 MHz, so it lowers the frequency by about 7.13×10⁹ Hz. Smaller terms include recoil corrections beyond the reduced mass, and the finite proton size, which raises 1s by about 1.1 MHz and so lowers the frequency slightly. The Bohr value with the reduced mass falls below the measurement by 2.30×10¹⁰ Hz, and the Dirac and Lamb terms together close the gap.</w:t>
       </w:r>
     </w:p>
     <w:p>
@@ -1384,7 +1953,7 @@
         <w:t xml:space="preserve"> </w:t>
       </w:r>
       <w:r>
-        <w:t>(α/3π)log((91×10⁹/5.11×10⁵)²)≈(1/1290)×log((1.78×10⁵)²)≈0.006, a 0.6% increase of α.</w:t>
+        <w:t>E_n = −R∞hc/n², so E₂ − E₁ = R∞hc(1 − 1/4) = (3/4)R∞hc, and f = (3/4)R∞c.</w:t>
       </w:r>
     </w:p>
     <w:p>
@@ -1398,7 +1967,7 @@
         <w:t xml:space="preserve"> </w:t>
       </w:r>
       <w:r>
-        <w:t>Muons, taus, and quarks also run the coupling.</w:t>
+        <w:t>Each frequency depends on R∞ with a coefficient of order 1, and on r_p with a coefficient proportional to 1/n³ for the s-states involved. Two transitions with different n give two equations with different ratios of the coefficients, which can be solved for both unknowns.</w:t>
       </w:r>
     </w:p>
     <w:p>
@@ -1412,7 +1981,7 @@
         <w:t xml:space="preserve"> </w:t>
       </w:r>
       <w:r>
-        <w:t>Nothing: m=m₀+A(m₀²) would still hold. Extra amplitudes would be added on top.</w:t>
+        <w:t>Muonium's nucleus, the muon, is pointlike, with no charge radius and no internal structure, so no nuclear input is needed beyond the muon's mass and magnetic moment.</w:t>
       </w:r>
     </w:p>
     <w:p>
@@ -1426,7 +1995,7 @@
         <w:t xml:space="preserve"> </w:t>
       </w:r>
       <w:r>
-        <w:t>1057.845(9) MHz (Lundeen and Pipkin).</w:t>
+        <w:t>Virtual annihilation: the electron and positron annihilate into a virtual photon, which recreates them. This shifts the spin-triplet levels and has no counterpart in hydrogen.</w:t>
       </w:r>
     </w:p>
     <w:p>
@@ -1440,7 +2009,7 @@
         <w:t xml:space="preserve"> </w:t>
       </w:r>
       <w:r>
-        <w:t>Lesson 75, Section 3.</w:t>
+        <w:t>For Z = 6, (Zα)² = 1.917×10⁻³, √(1 − x) ≈ 0.999041, g = (2/3)(2.998082) = 1.998721. For Z = 14, (Zα)² = 1.0437×10⁻², √(1 − x) ≈ 0.994768, g = (2/3)(2.989536) = 1.993024.</w:t>
       </w:r>
     </w:p>
     <w:p>
@@ -1454,7 +2023,35 @@
         <w:t xml:space="preserve"> </w:t>
       </w:r>
       <w:r>
-        <w:t>3[(2/3)²+(2/3)²+(−1/3)²]=3[4/9+4/9+1/9]=3= three times one electron, for u,c,t counted as two charge-2/3 and one charge-1/3 per generation. (A generation is one up-type, one down-type, times colour: 3[(2/3)²+(−1/3)²]=3(4/9+1/9)=5/3 of an electron.)</w:t>
+        <w:t>ħc/Λ: 197.327/200,000 fm = 9.9×10⁻⁴ fm, or 9.9×10⁻¹⁹ m. For 1 TeV, 2.0×10⁻⁴ fm, or 2.0×10⁻¹⁹ m.</w:t>
+      </w:r>
+    </w:p>
+    <w:p>
+      <w:r>
+        <w:rPr>
+          <w:b/>
+        </w:rPr>
+        <w:t>11.</w:t>
+      </w:r>
+      <w:r>
+        <w:t xml:space="preserve"> </w:t>
+      </w:r>
+      <w:r>
+        <w:t>(α/π)(0.10566/500)² = 2.32×10⁻³ × 4.47×10⁻⁸ = 1.0×10⁻¹⁰, comparable to the uncertainty. Heavy particles with such couplings are just at the edge of what a_μ can detect.</w:t>
+      </w:r>
+    </w:p>
+    <w:p>
+      <w:r>
+        <w:rPr>
+          <w:b/>
+        </w:rPr>
+        <w:t>12.</w:t>
+      </w:r>
+      <w:r>
+        <w:t xml:space="preserve"> </w:t>
+      </w:r>
+      <w:r>
+        <w:t>Without naming a quantity, the statement has no meaning. A precise version is: "the electron anomaly, measured to 1.1×10⁻¹⁰ of its value, agrees with the five-loop QED prediction when α is taken from rubidium atom recoil, at the level of the combined uncertainty of about 2×10⁻¹⁰ of a_e." That names the observable, the input, and the level.</w:t>
       </w:r>
     </w:p>
     <w:p>
@@ -1470,7 +2067,7 @@
         <w:pStyle w:val="ListBullet"/>
       </w:pPr>
       <w:r>
-        <w:t>I can compare one-loop a_e with CODATA and name the missing 0.15%.</w:t>
+        <w:t>I can explain a precision test as a consistency check of inputs.</w:t>
       </w:r>
     </w:p>
     <w:p>
@@ -1478,7 +2075,7 @@
         <w:pStyle w:val="ListBullet"/>
       </w:pPr>
       <w:r>
-        <w:t>I can state what this volume does and does not claim about 1057.8 MHz.</w:t>
+        <w:t>I can convert a difference in α into a difference in a_e, and back.</w:t>
       </w:r>
     </w:p>
     <w:p>
@@ -1486,7 +2083,7 @@
         <w:pStyle w:val="ListBullet"/>
       </w:pPr>
       <w:r>
-        <w:t>I can explain why the electron log underestimates α(M_Z).</w:t>
+        <w:t>I can explain how hydrogen spectroscopy determines R∞ and r_p.</w:t>
       </w:r>
     </w:p>
     <w:p>
@@ -1494,7 +2091,23 @@
         <w:pStyle w:val="ListBullet"/>
       </w:pPr>
       <w:r>
-        <w:t>I can say what a discrepancy would and would not overturn.</w:t>
+        <w:t>I can say what muonium, positronium, and highly charged ions test.</w:t>
+      </w:r>
+    </w:p>
+    <w:p>
+      <w:pPr>
+        <w:pStyle w:val="ListBullet"/>
+      </w:pPr>
+      <w:r>
+        <w:t>I can convert a collider bound Λ into a length.</w:t>
+      </w:r>
+    </w:p>
+    <w:p>
+      <w:pPr>
+        <w:pStyle w:val="ListBullet"/>
+      </w:pPr>
+      <w:r>
+        <w:t>I can state the open comparisons and what a discrepancy would mean.</w:t>
       </w:r>
     </w:p>
     <w:p>
@@ -1507,7 +2120,7 @@
     </w:p>
     <w:p>
       <w:r>
-        <w:t>Lesson 79 opens Part XI with the path integral as an equivalent derivation of the Feynman rules this course already has.</w:t>
+        <w:t>Lesson 79, Path Integrals, opens Part XI with the path integral as an equivalent derivation of the Feynman rules this course already has.</w:t>
       </w:r>
     </w:p>
     <w:sectPr>
